--- a/docs/laporan-implementasi-ocr.docx
+++ b/docs/laporan-implementasi-ocr.docx
@@ -75,7 +75,8 @@
           </w:pPr>
           <w:hyperlink w:history="1" w:anchor="_Toc2">
             <w:r>
-              <w:t xml:space="preserve">Laporan Implementasi OCR - SIPPER</w:t>
+              <w:t xml:space="preserve">Laporan Implementasi OCR - SIPPER
+</w:t>
             </w:r>
             <w:r>
               <w:tab/>
@@ -94,11 +95,11 @@
             <w:tabs>
               <w:tab w:val="right" w:pos="9360" w:leader="dot"/>
             </w:tabs>
-            <w:ind w:left="220"/>
           </w:pPr>
           <w:hyperlink w:history="1" w:anchor="_Toc3">
             <w:r>
-              <w:t xml:space="preserve">Ringkasan Eksekutif</w:t>
+              <w:t xml:space="preserve">Ringkasan Eksekutif
+</w:t>
             </w:r>
             <w:r>
               <w:tab/>
@@ -117,11 +118,11 @@
             <w:tabs>
               <w:tab w:val="right" w:pos="9360" w:leader="dot"/>
             </w:tabs>
-            <w:ind w:left="440"/>
           </w:pPr>
           <w:hyperlink w:history="1" w:anchor="_Toc4">
             <w:r>
-              <w:t xml:space="preserve">Hasil Utama</w:t>
+              <w:t xml:space="preserve">Hasil Utama
+</w:t>
             </w:r>
             <w:r>
               <w:tab/>
@@ -140,11 +141,11 @@
             <w:tabs>
               <w:tab w:val="right" w:pos="9360" w:leader="dot"/>
             </w:tabs>
-            <w:ind w:left="220"/>
           </w:pPr>
           <w:hyperlink w:history="1" w:anchor="_Toc5">
             <w:r>
-              <w:t xml:space="preserve">Arsitektur Teknis</w:t>
+              <w:t xml:space="preserve">Arsitektur Teknis
+</w:t>
             </w:r>
             <w:r>
               <w:tab/>
@@ -163,11 +164,11 @@
             <w:tabs>
               <w:tab w:val="right" w:pos="9360" w:leader="dot"/>
             </w:tabs>
-            <w:ind w:left="440"/>
           </w:pPr>
           <w:hyperlink w:history="1" w:anchor="_Toc6">
             <w:r>
-              <w:t xml:space="preserve">Komponen Utama</w:t>
+              <w:t xml:space="preserve">Komponen Utama
+</w:t>
             </w:r>
             <w:r>
               <w:tab/>
@@ -186,11 +187,11 @@
             <w:tabs>
               <w:tab w:val="right" w:pos="9360" w:leader="dot"/>
             </w:tabs>
-            <w:ind w:left="220"/>
           </w:pPr>
           <w:hyperlink w:history="1" w:anchor="_Toc7">
             <w:r>
-              <w:t xml:space="preserve">Dependensi Baru</w:t>
+              <w:t xml:space="preserve">Dependensi Baru
+</w:t>
             </w:r>
             <w:r>
               <w:tab/>
@@ -209,11 +210,11 @@
             <w:tabs>
               <w:tab w:val="right" w:pos="9360" w:leader="dot"/>
             </w:tabs>
-            <w:ind w:left="220"/>
           </w:pPr>
           <w:hyperlink w:history="1" w:anchor="_Toc8">
             <w:r>
-              <w:t xml:space="preserve">UI/UX Enhancements</w:t>
+              <w:t xml:space="preserve">UI/UX Enhancements
+</w:t>
             </w:r>
             <w:r>
               <w:tab/>
@@ -232,11 +233,11 @@
             <w:tabs>
               <w:tab w:val="right" w:pos="9360" w:leader="dot"/>
             </w:tabs>
-            <w:ind w:left="440"/>
           </w:pPr>
           <w:hyperlink w:history="1" w:anchor="_Toc9">
             <w:r>
-              <w:t xml:space="preserve">1. Halaman Form Upload (`templates/application_v3.html`)</w:t>
+              <w:t xml:space="preserve">1. Halaman Form Upload (`templates/application_v3.html`)
+</w:t>
             </w:r>
             <w:r>
               <w:tab/>
@@ -255,11 +256,11 @@
             <w:tabs>
               <w:tab w:val="right" w:pos="9360" w:leader="dot"/>
             </w:tabs>
-            <w:ind w:left="440"/>
           </w:pPr>
           <w:hyperlink w:history="1" w:anchor="_Toc10">
             <w:r>
-              <w:t xml:space="preserve">2. Halaman Detail (`templates/application_detail_v2.html`)</w:t>
+              <w:t xml:space="preserve">2. Halaman Detail (`templates/application_detail_v2.html`)
+</w:t>
             </w:r>
             <w:r>
               <w:tab/>
@@ -278,11 +279,11 @@
             <w:tabs>
               <w:tab w:val="right" w:pos="9360" w:leader="dot"/>
             </w:tabs>
-            <w:ind w:left="220"/>
           </w:pPr>
           <w:hyperlink w:history="1" w:anchor="_Toc11">
             <w:r>
-              <w:t xml:space="preserve">Testing &amp; Validasi</w:t>
+              <w:t xml:space="preserve">Testing &amp; Validasi
+</w:t>
             </w:r>
             <w:r>
               <w:tab/>
@@ -301,11 +302,11 @@
             <w:tabs>
               <w:tab w:val="right" w:pos="9360" w:leader="dot"/>
             </w:tabs>
-            <w:ind w:left="440"/>
           </w:pPr>
           <w:hyperlink w:history="1" w:anchor="_Toc12">
             <w:r>
-              <w:t xml:space="preserve">Metodologi Testing</w:t>
+              <w:t xml:space="preserve">Metodologi Testing
+</w:t>
             </w:r>
             <w:r>
               <w:tab/>
@@ -324,11 +325,11 @@
             <w:tabs>
               <w:tab w:val="right" w:pos="9360" w:leader="dot"/>
             </w:tabs>
-            <w:ind w:left="440"/>
           </w:pPr>
           <w:hyperlink w:history="1" w:anchor="_Toc13">
             <w:r>
-              <w:t xml:space="preserve">Hasil Testing</w:t>
+              <w:t xml:space="preserve">Hasil Testing
+</w:t>
             </w:r>
             <w:r>
               <w:tab/>
@@ -347,11 +348,11 @@
             <w:tabs>
               <w:tab w:val="right" w:pos="9360" w:leader="dot"/>
             </w:tabs>
-            <w:ind w:left="440"/>
           </w:pPr>
           <w:hyperlink w:history="1" w:anchor="_Toc14">
             <w:r>
-              <w:t xml:space="preserve">Analisis Kegagalan pada Foto Asli</w:t>
+              <w:t xml:space="preserve">Analisis Kegagalan pada Foto Asli
+</w:t>
             </w:r>
             <w:r>
               <w:tab/>
@@ -370,11 +371,11 @@
             <w:tabs>
               <w:tab w:val="right" w:pos="9360" w:leader="dot"/>
             </w:tabs>
-            <w:ind w:left="220"/>
           </w:pPr>
           <w:hyperlink w:history="1" w:anchor="_Toc15">
             <w:r>
-              <w:t xml:space="preserve">Optimasi yang Sudah Diterapkan</w:t>
+              <w:t xml:space="preserve">Optimasi yang Sudah Diterapkan
+</w:t>
             </w:r>
             <w:r>
               <w:tab/>
@@ -393,11 +394,11 @@
             <w:tabs>
               <w:tab w:val="right" w:pos="9360" w:leader="dot"/>
             </w:tabs>
-            <w:ind w:left="440"/>
           </w:pPr>
           <w:hyperlink w:history="1" w:anchor="_Toc16">
             <w:r>
-              <w:t xml:space="preserve">1. Multi-PSM Strategy</w:t>
+              <w:t xml:space="preserve">1. Multi-PSM Strategy
+</w:t>
             </w:r>
             <w:r>
               <w:tab/>
@@ -416,11 +417,11 @@
             <w:tabs>
               <w:tab w:val="right" w:pos="9360" w:leader="dot"/>
             </w:tabs>
-            <w:ind w:left="440"/>
           </w:pPr>
           <w:hyperlink w:history="1" w:anchor="_Toc17">
             <w:r>
-              <w:t xml:space="preserve">2. Conditional Preprocessing</w:t>
+              <w:t xml:space="preserve">2. Conditional Preprocessing
+</w:t>
             </w:r>
             <w:r>
               <w:tab/>
@@ -439,11 +440,11 @@
             <w:tabs>
               <w:tab w:val="right" w:pos="9360" w:leader="dot"/>
             </w:tabs>
-            <w:ind w:left="440"/>
           </w:pPr>
           <w:hyperlink w:history="1" w:anchor="_Toc18">
             <w:r>
-              <w:t xml:space="preserve">3. Robust Parser</w:t>
+              <w:t xml:space="preserve">3. Robust Parser
+</w:t>
             </w:r>
             <w:r>
               <w:tab/>
@@ -462,11 +463,11 @@
             <w:tabs>
               <w:tab w:val="right" w:pos="9360" w:leader="dot"/>
             </w:tabs>
-            <w:ind w:left="440"/>
           </w:pPr>
           <w:hyperlink w:history="1" w:anchor="_Toc19">
             <w:r>
-              <w:t xml:space="preserve">4. User Guidance</w:t>
+              <w:t xml:space="preserve">4. User Guidance
+</w:t>
             </w:r>
             <w:r>
               <w:tab/>
@@ -485,11 +486,11 @@
             <w:tabs>
               <w:tab w:val="right" w:pos="9360" w:leader="dot"/>
             </w:tabs>
-            <w:ind w:left="220"/>
           </w:pPr>
           <w:hyperlink w:history="1" w:anchor="_Toc20">
             <w:r>
-              <w:t xml:space="preserve">Keterbatasan &amp; Rekomendasi</w:t>
+              <w:t xml:space="preserve">Keterbatasan &amp; Rekomendasi
+</w:t>
             </w:r>
             <w:r>
               <w:tab/>
@@ -508,11 +509,11 @@
             <w:tabs>
               <w:tab w:val="right" w:pos="9360" w:leader="dot"/>
             </w:tabs>
-            <w:ind w:left="440"/>
           </w:pPr>
           <w:hyperlink w:history="1" w:anchor="_Toc21">
             <w:r>
-              <w:t xml:space="preserve">Keterbatasan Saat Ini</w:t>
+              <w:t xml:space="preserve">Keterbatasan Saat Ini
+</w:t>
             </w:r>
             <w:r>
               <w:tab/>
@@ -531,11 +532,11 @@
             <w:tabs>
               <w:tab w:val="right" w:pos="9360" w:leader="dot"/>
             </w:tabs>
-            <w:ind w:left="440"/>
           </w:pPr>
           <w:hyperlink w:history="1" w:anchor="_Toc22">
             <w:r>
-              <w:t xml:space="preserve">Rekomendasi Improvement</w:t>
+              <w:t xml:space="preserve">Rekomendasi Improvement
+</w:t>
             </w:r>
             <w:r>
               <w:tab/>
@@ -554,11 +555,11 @@
             <w:tabs>
               <w:tab w:val="right" w:pos="9360" w:leader="dot"/>
             </w:tabs>
-            <w:ind w:left="220"/>
           </w:pPr>
           <w:hyperlink w:history="1" w:anchor="_Toc23">
             <w:r>
-              <w:t xml:space="preserve">Database Changes</w:t>
+              <w:t xml:space="preserve">Database Changes
+</w:t>
             </w:r>
             <w:r>
               <w:tab/>
@@ -577,11 +578,11 @@
             <w:tabs>
               <w:tab w:val="right" w:pos="9360" w:leader="dot"/>
             </w:tabs>
-            <w:ind w:left="220"/>
           </w:pPr>
           <w:hyperlink w:history="1" w:anchor="_Toc24">
             <w:r>
-              <w:t xml:space="preserve">Performance Metrics</w:t>
+              <w:t xml:space="preserve">Performance Metrics
+</w:t>
             </w:r>
             <w:r>
               <w:tab/>
@@ -600,11 +601,11 @@
             <w:tabs>
               <w:tab w:val="right" w:pos="9360" w:leader="dot"/>
             </w:tabs>
-            <w:ind w:left="440"/>
           </w:pPr>
           <w:hyperlink w:history="1" w:anchor="_Toc25">
             <w:r>
-              <w:t xml:space="preserve">Processing Time</w:t>
+              <w:t xml:space="preserve">Processing Time
+</w:t>
             </w:r>
             <w:r>
               <w:tab/>
@@ -623,11 +624,11 @@
             <w:tabs>
               <w:tab w:val="right" w:pos="9360" w:leader="dot"/>
             </w:tabs>
-            <w:ind w:left="440"/>
           </w:pPr>
           <w:hyperlink w:history="1" w:anchor="_Toc26">
             <w:r>
-              <w:t xml:space="preserve">Resource Usage</w:t>
+              <w:t xml:space="preserve">Resource Usage
+</w:t>
             </w:r>
             <w:r>
               <w:tab/>
@@ -646,11 +647,11 @@
             <w:tabs>
               <w:tab w:val="right" w:pos="9360" w:leader="dot"/>
             </w:tabs>
-            <w:ind w:left="440"/>
           </w:pPr>
           <w:hyperlink w:history="1" w:anchor="_Toc27">
             <w:r>
-              <w:t xml:space="preserve">Scalability</w:t>
+              <w:t xml:space="preserve">Scalability
+</w:t>
             </w:r>
             <w:r>
               <w:tab/>
@@ -669,11 +670,11 @@
             <w:tabs>
               <w:tab w:val="right" w:pos="9360" w:leader="dot"/>
             </w:tabs>
-            <w:ind w:left="220"/>
           </w:pPr>
           <w:hyperlink w:history="1" w:anchor="_Toc28">
             <w:r>
-              <w:t xml:space="preserve">Security Considerations</w:t>
+              <w:t xml:space="preserve">Security Considerations
+</w:t>
             </w:r>
             <w:r>
               <w:tab/>
@@ -692,11 +693,11 @@
             <w:tabs>
               <w:tab w:val="right" w:pos="9360" w:leader="dot"/>
             </w:tabs>
-            <w:ind w:left="220"/>
           </w:pPr>
           <w:hyperlink w:history="1" w:anchor="_Toc29">
             <w:r>
-              <w:t xml:space="preserve">Deployment Checklist</w:t>
+              <w:t xml:space="preserve">Deployment Checklist
+</w:t>
             </w:r>
             <w:r>
               <w:tab/>
@@ -715,11 +716,11 @@
             <w:tabs>
               <w:tab w:val="right" w:pos="9360" w:leader="dot"/>
             </w:tabs>
-            <w:ind w:left="440"/>
           </w:pPr>
           <w:hyperlink w:history="1" w:anchor="_Toc30">
             <w:r>
-              <w:t xml:space="preserve">Prerequisites</w:t>
+              <w:t xml:space="preserve">Prerequisites
+</w:t>
             </w:r>
             <w:r>
               <w:tab/>
@@ -738,11 +739,11 @@
             <w:tabs>
               <w:tab w:val="right" w:pos="9360" w:leader="dot"/>
             </w:tabs>
-            <w:ind w:left="440"/>
           </w:pPr>
           <w:hyperlink w:history="1" w:anchor="_Toc31">
             <w:r>
-              <w:t xml:space="preserve">Configuration</w:t>
+              <w:t xml:space="preserve">Configuration
+</w:t>
             </w:r>
             <w:r>
               <w:tab/>
@@ -761,11 +762,11 @@
             <w:tabs>
               <w:tab w:val="right" w:pos="9360" w:leader="dot"/>
             </w:tabs>
-            <w:ind w:left="440"/>
           </w:pPr>
           <w:hyperlink w:history="1" w:anchor="_Toc32">
             <w:r>
-              <w:t xml:space="preserve">Testing</w:t>
+              <w:t xml:space="preserve">Testing
+</w:t>
             </w:r>
             <w:r>
               <w:tab/>
@@ -784,11 +785,11 @@
             <w:tabs>
               <w:tab w:val="right" w:pos="9360" w:leader="dot"/>
             </w:tabs>
-            <w:ind w:left="440"/>
           </w:pPr>
           <w:hyperlink w:history="1" w:anchor="_Toc33">
             <w:r>
-              <w:t xml:space="preserve">Documentation</w:t>
+              <w:t xml:space="preserve">Documentation
+</w:t>
             </w:r>
             <w:r>
               <w:tab/>
@@ -807,11 +808,11 @@
             <w:tabs>
               <w:tab w:val="right" w:pos="9360" w:leader="dot"/>
             </w:tabs>
-            <w:ind w:left="220"/>
           </w:pPr>
           <w:hyperlink w:history="1" w:anchor="_Toc34">
             <w:r>
-              <w:t xml:space="preserve">Kesimpulan</w:t>
+              <w:t xml:space="preserve">Kesimpulan
+</w:t>
             </w:r>
             <w:r>
               <w:tab/>
@@ -830,11 +831,11 @@
             <w:tabs>
               <w:tab w:val="right" w:pos="9360" w:leader="dot"/>
             </w:tabs>
-            <w:ind w:left="440"/>
           </w:pPr>
           <w:hyperlink w:history="1" w:anchor="_Toc35">
             <w:r>
-              <w:t xml:space="preserve">Next Steps yang Direkomendasikan</w:t>
+              <w:t xml:space="preserve">Next Steps yang Direkomendasikan
+</w:t>
             </w:r>
             <w:r>
               <w:tab/>
@@ -871,7 +872,8 @@
           <w:sz w:val="32"/>
           <w:szCs w:val="32"/>
         </w:rPr>
-        <w:t xml:space="preserve">Laporan Implementasi OCR - SIPPER</w:t>
+        <w:t xml:space="preserve">Laporan Implementasi OCR - SIPPER
+</w:t>
       </w:r>
       <w:bookmarkEnd w:id="2"/>
     </w:p>
@@ -890,7 +892,8 @@
           <w:sz w:val="24"/>
           <w:szCs w:val="24"/>
         </w:rPr>
-        <w:t xml:space="preserve"> 2026-10-07  </w:t>
+        <w:t xml:space="preserve"> 2026-10-07  
+</w:t>
       </w:r>
     </w:p>
     <w:p>
@@ -908,7 +911,8 @@
           <w:sz w:val="24"/>
           <w:szCs w:val="24"/>
         </w:rPr>
-        <w:t xml:space="preserve"> 1.0  </w:t>
+        <w:t xml:space="preserve"> 1.0  
+</w:t>
       </w:r>
     </w:p>
     <w:p>
@@ -926,7 +930,8 @@
           <w:sz w:val="24"/>
           <w:szCs w:val="24"/>
         </w:rPr>
-        <w:t xml:space="preserve"> Selesai &amp; Terverifikasi</w:t>
+        <w:t xml:space="preserve"> Selesai &amp; Terverifikasi
+</w:t>
       </w:r>
     </w:p>
     <w:p>
@@ -941,7 +946,8 @@
           <w:sz w:val="28"/>
           <w:szCs w:val="28"/>
         </w:rPr>
-        <w:t xml:space="preserve">Ringkasan Eksekutif</w:t>
+        <w:t xml:space="preserve">Ringkasan Eksekutif
+</w:t>
       </w:r>
       <w:bookmarkEnd w:id="3"/>
     </w:p>
@@ -951,7 +957,8 @@
           <w:sz w:val="24"/>
           <w:szCs w:val="24"/>
         </w:rPr>
-        <w:t xml:space="preserve">Fitur AI OCR (Optical Character Recognition) telah berhasil diimplementasikan pada aplikasi SIPPER untuk mengekstrak data dari dokumen KTP secara otomatis. Sistem menggunakan Tesseract OCR lokal dengan pipeline preprocessing gambar dan parser khusus untuk format KTP Indonesia.</w:t>
+        <w:t xml:space="preserve">Fitur AI OCR (Optical Character Recognition) telah berhasil diimplementasikan pada aplikasi SIPPER untuk mengekstrak data dari dokumen KTP secara otomatis. Sistem menggunakan Tesseract OCR lokal dengan pipeline preprocessing gambar dan parser khusus untuk format KTP Indonesia.
+</w:t>
       </w:r>
     </w:p>
     <w:p>
@@ -966,7 +973,8 @@
           <w:sz w:val="26"/>
           <w:szCs w:val="26"/>
         </w:rPr>
-        <w:t xml:space="preserve">Hasil Utama</w:t>
+        <w:t xml:space="preserve">Hasil Utama
+</w:t>
       </w:r>
       <w:bookmarkEnd w:id="4"/>
     </w:p>
@@ -979,67 +987,73 @@
         </w:numPr>
       </w:pPr>
       <w:r>
-        <w:t xml:space="preserve">✅ Pipeline OCR lengkap dengan background processing</w:t>
-      </w:r>
-    </w:p>
-    <w:p>
-      <w:pPr>
-        <w:pStyle w:val="ListParagraph"/>
-        <w:numPr>
-          <w:ilvl w:val="0"/>
-          <w:numId w:val="2"/>
-        </w:numPr>
-      </w:pPr>
-      <w:r>
-        <w:t xml:space="preserve">✅ Parser KTP menangani 2 format output Tesseract (normal &amp; kolom)</w:t>
-      </w:r>
-    </w:p>
-    <w:p>
-      <w:pPr>
-        <w:pStyle w:val="ListParagraph"/>
-        <w:numPr>
-          <w:ilvl w:val="0"/>
-          <w:numId w:val="2"/>
-        </w:numPr>
-      </w:pPr>
-      <w:r>
-        <w:t xml:space="preserve">✅ Akurasi 100% pada gambar digital berkualitas baik</w:t>
-      </w:r>
-    </w:p>
-    <w:p>
-      <w:pPr>
-        <w:pStyle w:val="ListParagraph"/>
-        <w:numPr>
-          <w:ilvl w:val="0"/>
-          <w:numId w:val="2"/>
-        </w:numPr>
-      </w:pPr>
-      <w:r>
-        <w:t xml:space="preserve">✅ Akurasi 40-50% pada foto KTP asli (karena keterbatasan kualitas input)</w:t>
-      </w:r>
-    </w:p>
-    <w:p>
-      <w:pPr>
-        <w:pStyle w:val="ListParagraph"/>
-        <w:numPr>
-          <w:ilvl w:val="0"/>
-          <w:numId w:val="2"/>
-        </w:numPr>
-      </w:pPr>
-      <w:r>
-        <w:t xml:space="preserve">✅ UI responsif dengan panduan upload untuk meningkatkan kualitas foto</w:t>
-      </w:r>
-    </w:p>
-    <w:p>
-      <w:pPr>
-        <w:pStyle w:val="ListParagraph"/>
-        <w:numPr>
-          <w:ilvl w:val="0"/>
-          <w:numId w:val="2"/>
-        </w:numPr>
-      </w:pPr>
-      <w:r>
-        <w:t xml:space="preserve">✅ Integrasi seamless dengan workflow existing</w:t>
+        <w:t xml:space="preserve">✅ Pipeline OCR lengkap dengan background processing
+</w:t>
+      </w:r>
+    </w:p>
+    <w:p>
+      <w:pPr>
+        <w:pStyle w:val="ListParagraph"/>
+        <w:numPr>
+          <w:ilvl w:val="0"/>
+          <w:numId w:val="2"/>
+        </w:numPr>
+      </w:pPr>
+      <w:r>
+        <w:t xml:space="preserve">✅ Parser KTP menangani 2 format output Tesseract (normal &amp; kolom)
+</w:t>
+      </w:r>
+    </w:p>
+    <w:p>
+      <w:pPr>
+        <w:pStyle w:val="ListParagraph"/>
+        <w:numPr>
+          <w:ilvl w:val="0"/>
+          <w:numId w:val="2"/>
+        </w:numPr>
+      </w:pPr>
+      <w:r>
+        <w:t xml:space="preserve">✅ Akurasi 100% pada gambar digital berkualitas baik
+</w:t>
+      </w:r>
+    </w:p>
+    <w:p>
+      <w:pPr>
+        <w:pStyle w:val="ListParagraph"/>
+        <w:numPr>
+          <w:ilvl w:val="0"/>
+          <w:numId w:val="2"/>
+        </w:numPr>
+      </w:pPr>
+      <w:r>
+        <w:t xml:space="preserve">✅ Akurasi 40-50% pada foto KTP asli (karena keterbatasan kualitas input)
+</w:t>
+      </w:r>
+    </w:p>
+    <w:p>
+      <w:pPr>
+        <w:pStyle w:val="ListParagraph"/>
+        <w:numPr>
+          <w:ilvl w:val="0"/>
+          <w:numId w:val="2"/>
+        </w:numPr>
+      </w:pPr>
+      <w:r>
+        <w:t xml:space="preserve">✅ UI responsif dengan panduan upload untuk meningkatkan kualitas foto
+</w:t>
+      </w:r>
+    </w:p>
+    <w:p>
+      <w:pPr>
+        <w:pStyle w:val="ListParagraph"/>
+        <w:numPr>
+          <w:ilvl w:val="0"/>
+          <w:numId w:val="2"/>
+        </w:numPr>
+      </w:pPr>
+      <w:r>
+        <w:t xml:space="preserve">✅ Integrasi seamless dengan workflow existing
+</w:t>
       </w:r>
     </w:p>
     <w:p>
@@ -1054,7 +1068,8 @@
           <w:sz w:val="28"/>
           <w:szCs w:val="28"/>
         </w:rPr>
-        <w:t xml:space="preserve">Arsitektur Teknis</w:t>
+        <w:t xml:space="preserve">Arsitektur Teknis
+</w:t>
       </w:r>
       <w:bookmarkEnd w:id="5"/>
     </w:p>
@@ -1070,7 +1085,8 @@
           <w:sz w:val="26"/>
           <w:szCs w:val="26"/>
         </w:rPr>
-        <w:t xml:space="preserve">Komponen Utama</w:t>
+        <w:t xml:space="preserve">Komponen Utama
+</w:t>
       </w:r>
       <w:bookmarkEnd w:id="6"/>
     </w:p>
@@ -1085,109 +1101,119 @@
           <w:sz w:val="24"/>
           <w:szCs w:val="24"/>
         </w:rPr>
-        <w:t xml:space="preserve">1. **OCR Processor** (`core/ocr_processor.py`)</w:t>
-      </w:r>
-    </w:p>
-    <w:p>
-      <w:r>
-        <w:rPr>
-          <w:sz w:val="24"/>
-          <w:szCs w:val="24"/>
-        </w:rPr>
-        <w:t xml:space="preserve">Fungsi:</w:t>
-      </w:r>
-    </w:p>
-    <w:p>
-      <w:pPr>
-        <w:pStyle w:val="ListParagraph"/>
-        <w:numPr>
-          <w:ilvl w:val="0"/>
-          <w:numId w:val="2"/>
-        </w:numPr>
-      </w:pPr>
-      <w:r>
-        <w:t xml:space="preserve">`preprocess_image()` - Preprocessing dengan adaptive thresholding dan denoising</w:t>
-      </w:r>
-    </w:p>
-    <w:p>
-      <w:pPr>
-        <w:pStyle w:val="ListParagraph"/>
-        <w:numPr>
-          <w:ilvl w:val="0"/>
-          <w:numId w:val="2"/>
-        </w:numPr>
-      </w:pPr>
-      <w:r>
-        <w:t xml:space="preserve">`extract_text_from_image()` - Ekstraksi teks dengan auto-detect PSM mode</w:t>
-      </w:r>
-    </w:p>
-    <w:p>
-      <w:pPr>
-        <w:pStyle w:val="ListParagraph"/>
-        <w:numPr>
-          <w:ilvl w:val="0"/>
-          <w:numId w:val="2"/>
-        </w:numPr>
-      </w:pPr>
-      <w:r>
-        <w:t xml:space="preserve">`_extract_with_best_psm()` - Mencoba multiple PSM modes (3, 6, 11, 12)</w:t>
-      </w:r>
-    </w:p>
-    <w:p>
-      <w:pPr>
-        <w:pStyle w:val="ListParagraph"/>
-        <w:numPr>
-          <w:ilvl w:val="0"/>
-          <w:numId w:val="2"/>
-        </w:numPr>
-      </w:pPr>
-      <w:r>
-        <w:t xml:space="preserve">`process_document()` - Pipeline lengkap dari upload ke hasil terstruktur</w:t>
-      </w:r>
-    </w:p>
-    <w:p>
-      <w:r>
-        <w:rPr>
-          <w:sz w:val="24"/>
-          <w:szCs w:val="24"/>
-        </w:rPr>
-        <w:t xml:space="preserve">Fitur Khusus:</w:t>
-      </w:r>
-    </w:p>
-    <w:p>
-      <w:pPr>
-        <w:pStyle w:val="ListParagraph"/>
-        <w:numPr>
-          <w:ilvl w:val="0"/>
-          <w:numId w:val="2"/>
-        </w:numPr>
-      </w:pPr>
-      <w:r>
-        <w:t xml:space="preserve">Auto-deteksi Tesseract path di Windows</w:t>
-      </w:r>
-    </w:p>
-    <w:p>
-      <w:pPr>
-        <w:pStyle w:val="ListParagraph"/>
-        <w:numPr>
-          <w:ilvl w:val="0"/>
-          <w:numId w:val="2"/>
-        </w:numPr>
-      </w:pPr>
-      <w:r>
-        <w:t xml:space="preserve">Conditional preprocessing (skip untuk gambar digital bersih)</w:t>
-      </w:r>
-    </w:p>
-    <w:p>
-      <w:pPr>
-        <w:pStyle w:val="ListParagraph"/>
-        <w:numPr>
-          <w:ilvl w:val="0"/>
-          <w:numId w:val="2"/>
-        </w:numPr>
-      </w:pPr>
-      <w:r>
-        <w:t xml:space="preserve">Fallback mechanism jika preprocessing gagal</w:t>
+        <w:t xml:space="preserve">1. **OCR Processor** (`core/ocr_processor.py`)
+</w:t>
+      </w:r>
+    </w:p>
+    <w:p>
+      <w:r>
+        <w:rPr>
+          <w:sz w:val="24"/>
+          <w:szCs w:val="24"/>
+        </w:rPr>
+        <w:t xml:space="preserve">Fungsi:
+</w:t>
+      </w:r>
+    </w:p>
+    <w:p>
+      <w:pPr>
+        <w:pStyle w:val="ListParagraph"/>
+        <w:numPr>
+          <w:ilvl w:val="0"/>
+          <w:numId w:val="2"/>
+        </w:numPr>
+      </w:pPr>
+      <w:r>
+        <w:t xml:space="preserve">`preprocess_image()` - Preprocessing dengan adaptive thresholding dan denoising
+</w:t>
+      </w:r>
+    </w:p>
+    <w:p>
+      <w:pPr>
+        <w:pStyle w:val="ListParagraph"/>
+        <w:numPr>
+          <w:ilvl w:val="0"/>
+          <w:numId w:val="2"/>
+        </w:numPr>
+      </w:pPr>
+      <w:r>
+        <w:t xml:space="preserve">`extract_text_from_image()` - Ekstraksi teks dengan auto-detect PSM mode
+</w:t>
+      </w:r>
+    </w:p>
+    <w:p>
+      <w:pPr>
+        <w:pStyle w:val="ListParagraph"/>
+        <w:numPr>
+          <w:ilvl w:val="0"/>
+          <w:numId w:val="2"/>
+        </w:numPr>
+      </w:pPr>
+      <w:r>
+        <w:t xml:space="preserve">`_extract_with_best_psm()` - Mencoba multiple PSM modes (3, 6, 11, 12)
+</w:t>
+      </w:r>
+    </w:p>
+    <w:p>
+      <w:pPr>
+        <w:pStyle w:val="ListParagraph"/>
+        <w:numPr>
+          <w:ilvl w:val="0"/>
+          <w:numId w:val="2"/>
+        </w:numPr>
+      </w:pPr>
+      <w:r>
+        <w:t xml:space="preserve">`process_document()` - Pipeline lengkap dari upload ke hasil terstruktur
+</w:t>
+      </w:r>
+    </w:p>
+    <w:p>
+      <w:r>
+        <w:rPr>
+          <w:sz w:val="24"/>
+          <w:szCs w:val="24"/>
+        </w:rPr>
+        <w:t xml:space="preserve">Fitur Khusus:
+</w:t>
+      </w:r>
+    </w:p>
+    <w:p>
+      <w:pPr>
+        <w:pStyle w:val="ListParagraph"/>
+        <w:numPr>
+          <w:ilvl w:val="0"/>
+          <w:numId w:val="2"/>
+        </w:numPr>
+      </w:pPr>
+      <w:r>
+        <w:t xml:space="preserve">Auto-deteksi Tesseract path di Windows
+</w:t>
+      </w:r>
+    </w:p>
+    <w:p>
+      <w:pPr>
+        <w:pStyle w:val="ListParagraph"/>
+        <w:numPr>
+          <w:ilvl w:val="0"/>
+          <w:numId w:val="2"/>
+        </w:numPr>
+      </w:pPr>
+      <w:r>
+        <w:t xml:space="preserve">Conditional preprocessing (skip untuk gambar digital bersih)
+</w:t>
+      </w:r>
+    </w:p>
+    <w:p>
+      <w:pPr>
+        <w:pStyle w:val="ListParagraph"/>
+        <w:numPr>
+          <w:ilvl w:val="0"/>
+          <w:numId w:val="2"/>
+        </w:numPr>
+      </w:pPr>
+      <w:r>
+        <w:t xml:space="preserve">Fallback mechanism jika preprocessing gagal
+</w:t>
       </w:r>
     </w:p>
     <w:p>
@@ -1201,16 +1227,18 @@
           <w:sz w:val="24"/>
           <w:szCs w:val="24"/>
         </w:rPr>
-        <w:t xml:space="preserve">2. **KTP Parser** (`core/ktp_parser.py`)</w:t>
-      </w:r>
-    </w:p>
-    <w:p>
-      <w:r>
-        <w:rPr>
-          <w:sz w:val="24"/>
-          <w:szCs w:val="24"/>
-        </w:rPr>
-        <w:t xml:space="preserve">Menangani 12 field:</w:t>
+        <w:t xml:space="preserve">2. **KTP Parser** (`core/ktp_parser.py`)
+</w:t>
+      </w:r>
+    </w:p>
+    <w:p>
+      <w:r>
+        <w:rPr>
+          <w:sz w:val="24"/>
+          <w:szCs w:val="24"/>
+        </w:rPr>
+        <w:t xml:space="preserve">Menangani 12 field:
+</w:t>
       </w:r>
     </w:p>
     <w:p>
@@ -1222,7 +1250,8 @@
         </w:numPr>
       </w:pPr>
       <w:r>
-        <w:t xml:space="preserve">NIK</w:t>
+        <w:t xml:space="preserve">NIK
+</w:t>
       </w:r>
     </w:p>
     <w:p>
@@ -1234,7 +1263,8 @@
         </w:numPr>
       </w:pPr>
       <w:r>
-        <w:t xml:space="preserve">Nama</w:t>
+        <w:t xml:space="preserve">Nama
+</w:t>
       </w:r>
     </w:p>
     <w:p>
@@ -1246,7 +1276,8 @@
         </w:numPr>
       </w:pPr>
       <w:r>
-        <w:t xml:space="preserve">Tempat/Tanggal Lahir</w:t>
+        <w:t xml:space="preserve">Tempat/Tanggal Lahir
+</w:t>
       </w:r>
     </w:p>
     <w:p>
@@ -1258,7 +1289,8 @@
         </w:numPr>
       </w:pPr>
       <w:r>
-        <w:t xml:space="preserve">Jenis Kelamin</w:t>
+        <w:t xml:space="preserve">Jenis Kelamin
+</w:t>
       </w:r>
     </w:p>
     <w:p>
@@ -1270,7 +1302,8 @@
         </w:numPr>
       </w:pPr>
       <w:r>
-        <w:t xml:space="preserve">Golongan Darah</w:t>
+        <w:t xml:space="preserve">Golongan Darah
+</w:t>
       </w:r>
     </w:p>
     <w:p>
@@ -1282,7 +1315,8 @@
         </w:numPr>
       </w:pPr>
       <w:r>
-        <w:t xml:space="preserve">Alamat</w:t>
+        <w:t xml:space="preserve">Alamat
+</w:t>
       </w:r>
     </w:p>
     <w:p>
@@ -1294,7 +1328,8 @@
         </w:numPr>
       </w:pPr>
       <w:r>
-        <w:t xml:space="preserve">RT/RW</w:t>
+        <w:t xml:space="preserve">RT/RW
+</w:t>
       </w:r>
     </w:p>
     <w:p>
@@ -1306,7 +1341,8 @@
         </w:numPr>
       </w:pPr>
       <w:r>
-        <w:t xml:space="preserve">Kelurahan/Desa</w:t>
+        <w:t xml:space="preserve">Kelurahan/Desa
+</w:t>
       </w:r>
     </w:p>
     <w:p>
@@ -1318,7 +1354,8 @@
         </w:numPr>
       </w:pPr>
       <w:r>
-        <w:t xml:space="preserve">Kecamatan</w:t>
+        <w:t xml:space="preserve">Kecamatan
+</w:t>
       </w:r>
     </w:p>
     <w:p>
@@ -1330,7 +1367,8 @@
         </w:numPr>
       </w:pPr>
       <w:r>
-        <w:t xml:space="preserve">Agama</w:t>
+        <w:t xml:space="preserve">Agama
+</w:t>
       </w:r>
     </w:p>
     <w:p>
@@ -1342,7 +1380,8 @@
         </w:numPr>
       </w:pPr>
       <w:r>
-        <w:t xml:space="preserve">Status Perkawinan</w:t>
+        <w:t xml:space="preserve">Status Perkawinan
+</w:t>
       </w:r>
     </w:p>
     <w:p>
@@ -1354,7 +1393,8 @@
         </w:numPr>
       </w:pPr>
       <w:r>
-        <w:t xml:space="preserve">Pekerjaan</w:t>
+        <w:t xml:space="preserve">Pekerjaan
+</w:t>
       </w:r>
     </w:p>
     <w:p>
@@ -1366,85 +1406,93 @@
         </w:numPr>
       </w:pPr>
       <w:r>
-        <w:t xml:space="preserve">Kewarganegaraan</w:t>
-      </w:r>
-    </w:p>
-    <w:p>
-      <w:r>
-        <w:rPr>
-          <w:sz w:val="24"/>
-          <w:szCs w:val="24"/>
-        </w:rPr>
-        <w:t xml:space="preserve">Format yang Didukung:</w:t>
-      </w:r>
-    </w:p>
-    <w:p>
-      <w:pPr>
-        <w:pStyle w:val="ListParagraph"/>
-        <w:numPr>
-          <w:ilvl w:val="0"/>
-          <w:numId w:val="2"/>
-        </w:numPr>
-      </w:pPr>
-      <w:r>
-        <w:t xml:space="preserve">**Normal Format**: `Label: Value` per baris</w:t>
-      </w:r>
-    </w:p>
-    <w:p>
-      <w:pPr>
-        <w:pStyle w:val="ListParagraph"/>
-        <w:numPr>
-          <w:ilvl w:val="0"/>
-          <w:numId w:val="2"/>
-        </w:numPr>
-      </w:pPr>
-      <w:r>
-        <w:t xml:space="preserve">**Column Format**: Semua label di kiri, semua value di kanan</w:t>
-      </w:r>
-    </w:p>
-    <w:p>
-      <w:r>
-        <w:rPr>
-          <w:sz w:val="24"/>
-          <w:szCs w:val="24"/>
-        </w:rPr>
-        <w:t xml:space="preserve">Teknik Parsing:</w:t>
-      </w:r>
-    </w:p>
-    <w:p>
-      <w:pPr>
-        <w:pStyle w:val="ListParagraph"/>
-        <w:numPr>
-          <w:ilvl w:val="0"/>
-          <w:numId w:val="2"/>
-        </w:numPr>
-      </w:pPr>
-      <w:r>
-        <w:t xml:space="preserve">Regex patterns dengan fallbacks untuk error OCR</w:t>
-      </w:r>
-    </w:p>
-    <w:p>
-      <w:pPr>
-        <w:pStyle w:val="ListParagraph"/>
-        <w:numPr>
-          <w:ilvl w:val="0"/>
-          <w:numId w:val="2"/>
-        </w:numPr>
-      </w:pPr>
-      <w:r>
-        <w:t xml:space="preserve">Noise cleaning (misal: "denis" setelah tanggal lahir)</w:t>
-      </w:r>
-    </w:p>
-    <w:p>
-      <w:pPr>
-        <w:pStyle w:val="ListParagraph"/>
-        <w:numPr>
-          <w:ilvl w:val="0"/>
-          <w:numId w:val="2"/>
-        </w:numPr>
-      </w:pPr>
-      <w:r>
-        <w:t xml:space="preserve">Skip words list untuk mencegah capture berlebihan pada field nama</w:t>
+        <w:t xml:space="preserve">Kewarganegaraan
+</w:t>
+      </w:r>
+    </w:p>
+    <w:p>
+      <w:r>
+        <w:rPr>
+          <w:sz w:val="24"/>
+          <w:szCs w:val="24"/>
+        </w:rPr>
+        <w:t xml:space="preserve">Format yang Didukung:
+</w:t>
+      </w:r>
+    </w:p>
+    <w:p>
+      <w:pPr>
+        <w:pStyle w:val="ListParagraph"/>
+        <w:numPr>
+          <w:ilvl w:val="0"/>
+          <w:numId w:val="2"/>
+        </w:numPr>
+      </w:pPr>
+      <w:r>
+        <w:t xml:space="preserve">**Normal Format**: `Label: Value` per baris
+</w:t>
+      </w:r>
+    </w:p>
+    <w:p>
+      <w:pPr>
+        <w:pStyle w:val="ListParagraph"/>
+        <w:numPr>
+          <w:ilvl w:val="0"/>
+          <w:numId w:val="2"/>
+        </w:numPr>
+      </w:pPr>
+      <w:r>
+        <w:t xml:space="preserve">**Column Format**: Semua label di kiri, semua value di kanan
+</w:t>
+      </w:r>
+    </w:p>
+    <w:p>
+      <w:r>
+        <w:rPr>
+          <w:sz w:val="24"/>
+          <w:szCs w:val="24"/>
+        </w:rPr>
+        <w:t xml:space="preserve">Teknik Parsing:
+</w:t>
+      </w:r>
+    </w:p>
+    <w:p>
+      <w:pPr>
+        <w:pStyle w:val="ListParagraph"/>
+        <w:numPr>
+          <w:ilvl w:val="0"/>
+          <w:numId w:val="2"/>
+        </w:numPr>
+      </w:pPr>
+      <w:r>
+        <w:t xml:space="preserve">Regex patterns dengan fallbacks untuk error OCR
+</w:t>
+      </w:r>
+    </w:p>
+    <w:p>
+      <w:pPr>
+        <w:pStyle w:val="ListParagraph"/>
+        <w:numPr>
+          <w:ilvl w:val="0"/>
+          <w:numId w:val="2"/>
+        </w:numPr>
+      </w:pPr>
+      <w:r>
+        <w:t xml:space="preserve">Noise cleaning (misal: "denis" setelah tanggal lahir)
+</w:t>
+      </w:r>
+    </w:p>
+    <w:p>
+      <w:pPr>
+        <w:pStyle w:val="ListParagraph"/>
+        <w:numPr>
+          <w:ilvl w:val="0"/>
+          <w:numId w:val="2"/>
+        </w:numPr>
+      </w:pPr>
+      <w:r>
+        <w:t xml:space="preserve">Skip words list untuk mencegah capture berlebihan pada field nama
+</w:t>
       </w:r>
     </w:p>
     <w:p>
@@ -1458,16 +1506,18 @@
           <w:sz w:val="24"/>
           <w:szCs w:val="24"/>
         </w:rPr>
-        <w:t xml:space="preserve">3. **Model Enhancement** (`core/models.py`)</w:t>
-      </w:r>
-    </w:p>
-    <w:p>
-      <w:r>
-        <w:rPr>
-          <w:sz w:val="24"/>
-          <w:szCs w:val="24"/>
-        </w:rPr>
-        <w:t xml:space="preserve">Field baru pada model `Dokumen`:</w:t>
+        <w:t xml:space="preserve">3. **Model Enhancement** (`core/models.py`)
+</w:t>
+      </w:r>
+    </w:p>
+    <w:p>
+      <w:r>
+        <w:rPr>
+          <w:sz w:val="24"/>
+          <w:szCs w:val="24"/>
+        </w:rPr>
+        <w:t xml:space="preserve">Field baru pada model `Dokumen`:
+</w:t>
       </w:r>
     </w:p>
     <w:p>
@@ -1486,7 +1536,8 @@
 extracted_data = models.JSONField(default=dict, blank=True)
 ai_verified = models.BooleanField(default=False)
 ai_verification_notes = models.TextField(blank=True)
-ocr_processed_at = models.DateTimeField(null=True, blank=True)</w:t>
+ocr_processed_at = models.DateTimeField(null=True, blank=True)
+</w:t>
       </w:r>
     </w:p>
     <w:p>
@@ -1500,43 +1551,173 @@
           <w:sz w:val="24"/>
           <w:szCs w:val="24"/>
         </w:rPr>
-        <w:t xml:space="preserve">4. **Background Processing** (`core/views.py`)</w:t>
-      </w:r>
-    </w:p>
-    <w:p>
-      <w:pPr>
-        <w:pStyle w:val="ListParagraph"/>
-        <w:numPr>
-          <w:ilvl w:val="0"/>
-          <w:numId w:val="2"/>
-        </w:numPr>
-      </w:pPr>
-      <w:r>
-        <w:t xml:space="preserve">`_trigger_ocr_async()` - Memproses OCR di thread terpisah</w:t>
-      </w:r>
-    </w:p>
-    <w:p>
-      <w:pPr>
-        <w:pStyle w:val="ListParagraph"/>
-        <w:numPr>
-          <w:ilvl w:val="0"/>
-          <w:numId w:val="2"/>
-        </w:numPr>
-      </w:pPr>
-      <w:r>
-        <w:t xml:space="preserve">Non-blocking upload experience</w:t>
-      </w:r>
-    </w:p>
-    <w:p>
-      <w:pPr>
-        <w:pStyle w:val="ListParagraph"/>
-        <w:numPr>
-          <w:ilvl w:val="0"/>
-          <w:numId w:val="2"/>
-        </w:numPr>
-      </w:pPr>
-      <w:r>
-        <w:t xml:space="preserve">Auto-trigger saat dokumen diupload</w:t>
+        <w:t xml:space="preserve">4. **Background Processing** (`core/ocr_worker.py`)
+</w:t>
+      </w:r>
+    </w:p>
+    <w:p>
+      <w:pPr>
+        <w:pStyle w:val="ListParagraph"/>
+        <w:numPr>
+          <w:ilvl w:val="0"/>
+          <w:numId w:val="2"/>
+        </w:numPr>
+      </w:pPr>
+      <w:r>
+        <w:t xml:space="preserve">`picu_async(dokumen_id)` - Memulai thread OCR dan langsung melepaskan
+</w:t>
+      </w:r>
+    </w:p>
+    <w:p>
+      <w:r>
+        <w:rPr>
+          <w:sz w:val="24"/>
+          <w:szCs w:val="24"/>
+        </w:rPr>
+        <w:t xml:space="preserve">  pemanggilnya; `jalankan_ocr(dokumen_id)` adalah isi thread-nya
+</w:t>
+      </w:r>
+    </w:p>
+    <w:p>
+      <w:pPr>
+        <w:pStyle w:val="ListParagraph"/>
+        <w:numPr>
+          <w:ilvl w:val="0"/>
+          <w:numId w:val="2"/>
+        </w:numPr>
+      </w:pPr>
+      <w:r>
+        <w:t xml:space="preserve">`OCR_CONCURRENCY = threading.BoundedSemaphore(2)` membatasi hanya dua proses
+</w:t>
+      </w:r>
+    </w:p>
+    <w:p>
+      <w:r>
+        <w:rPr>
+          <w:sz w:val="24"/>
+          <w:szCs w:val="24"/>
+        </w:rPr>
+        <w:t xml:space="preserve">  Tesseract yang berjalan beriringan, supaya satu petugas yang menyortir banyak
+</w:t>
+      </w:r>
+    </w:p>
+    <w:p>
+      <w:r>
+        <w:rPr>
+          <w:sz w:val="24"/>
+          <w:szCs w:val="24"/>
+        </w:rPr>
+        <w:t xml:space="preserve">  berkas tidak menghabiskan seluruh mesin
+</w:t>
+      </w:r>
+    </w:p>
+    <w:p>
+      <w:pPr>
+        <w:pStyle w:val="ListParagraph"/>
+        <w:numPr>
+          <w:ilvl w:val="0"/>
+          <w:numId w:val="2"/>
+        </w:numPr>
+      </w:pPr>
+      <w:r>
+        <w:t xml:space="preserve">Setiap panggilan Tesseract dibatasi `BATAS_WAKTU_OCR = 60` detik
+</w:t>
+      </w:r>
+    </w:p>
+    <w:p>
+      <w:r>
+        <w:rPr>
+          <w:sz w:val="24"/>
+          <w:szCs w:val="24"/>
+        </w:rPr>
+        <w:t xml:space="preserve">  (`core/ocr_processor.py`); saat lewat waktu pytesseract membunuh proses anak dan
+</w:t>
+      </w:r>
+    </w:p>
+    <w:p>
+      <w:r>
+        <w:rPr>
+          <w:sz w:val="24"/>
+          <w:szCs w:val="24"/>
+        </w:rPr>
+        <w:t xml:space="preserve">  menaikkan `TesseractError`, yang diubah menjadi hasil kosong ber-`error` alih-alih
+</w:t>
+      </w:r>
+    </w:p>
+    <w:p>
+      <w:r>
+        <w:rPr>
+          <w:sz w:val="24"/>
+          <w:szCs w:val="24"/>
+        </w:rPr>
+        <w:t xml:space="preserve">  menjatuhkan utas. Jalur agresif mencoba empat mode PSM, jadi plafon teoritis satu
+</w:t>
+      </w:r>
+    </w:p>
+    <w:p>
+      <w:r>
+        <w:rPr>
+          <w:sz w:val="24"/>
+          <w:szCs w:val="24"/>
+        </w:rPr>
+        <w:t xml:space="preserve">  berkas sekitar empat menit — bukan tanpa batas seperti sebelumnya
+</w:t>
+      </w:r>
+    </w:p>
+    <w:p>
+      <w:pPr>
+        <w:pStyle w:val="ListParagraph"/>
+        <w:numPr>
+          <w:ilvl w:val="0"/>
+          <w:numId w:val="2"/>
+        </w:numPr>
+      </w:pPr>
+      <w:r>
+        <w:t xml:space="preserve">Non-blocking upload experience; auto-trigger saat dokumen diunggah
+</w:t>
+      </w:r>
+    </w:p>
+    <w:p>
+      <w:r>
+        <w:rPr>
+          <w:sz w:val="24"/>
+          <w:szCs w:val="24"/>
+        </w:rPr>
+        <w:t xml:space="preserve">  (jalur ini dipakai `core/views.py`, `core/admin_site.py`, dan `ai_ocr/admin.py`)
+</w:t>
+      </w:r>
+    </w:p>
+    <w:p>
+      <w:pPr>
+        <w:pStyle w:val="ListParagraph"/>
+        <w:numPr>
+          <w:ilvl w:val="0"/>
+          <w:numId w:val="2"/>
+        </w:numPr>
+      </w:pPr>
+      <w:r>
+        <w:t xml:space="preserve">Setiap akhir proses menulis jejak `AuditLog` (`ocr_processed`, `ocr_dilewati`,
+</w:t>
+      </w:r>
+    </w:p>
+    <w:p>
+      <w:r>
+        <w:rPr>
+          <w:sz w:val="24"/>
+          <w:szCs w:val="24"/>
+        </w:rPr>
+        <w:t xml:space="preserve">  atau `ocr_failed`) dan menutup koneksi basis data di blok `finally`, karena
+</w:t>
+      </w:r>
+    </w:p>
+    <w:p>
+      <w:r>
+        <w:rPr>
+          <w:sz w:val="24"/>
+          <w:szCs w:val="24"/>
+        </w:rPr>
+        <w:t xml:space="preserve">  koneksi Django terikat pada thread yang membuatnya
+</w:t>
       </w:r>
     </w:p>
     <w:p>
@@ -1550,31 +1731,34 @@
           <w:sz w:val="24"/>
           <w:szCs w:val="24"/>
         </w:rPr>
-        <w:t xml:space="preserve">5. **API Endpoints** (`core/urls.py`)</w:t>
-      </w:r>
-    </w:p>
-    <w:p>
-      <w:pPr>
-        <w:pStyle w:val="ListParagraph"/>
-        <w:numPr>
-          <w:ilvl w:val="0"/>
-          <w:numId w:val="2"/>
-        </w:numPr>
-      </w:pPr>
-      <w:r>
-        <w:t xml:space="preserve">`/api/ocr-result/&lt;pk&gt;/` - Mengambil hasil OCR</w:t>
-      </w:r>
-    </w:p>
-    <w:p>
-      <w:pPr>
-        <w:pStyle w:val="ListParagraph"/>
-        <w:numPr>
-          <w:ilvl w:val="0"/>
-          <w:numId w:val="2"/>
-        </w:numPr>
-      </w:pPr>
-      <w:r>
-        <w:t xml:space="preserve">`/api/trigger-ocr/&lt;pk&gt;/` - Trigger ulang proses OCR</w:t>
+        <w:t xml:space="preserve">5. **API Endpoints** (`core/urls.py`)
+</w:t>
+      </w:r>
+    </w:p>
+    <w:p>
+      <w:pPr>
+        <w:pStyle w:val="ListParagraph"/>
+        <w:numPr>
+          <w:ilvl w:val="0"/>
+          <w:numId w:val="2"/>
+        </w:numPr>
+      </w:pPr>
+      <w:r>
+        <w:t xml:space="preserve">`/api/ocr-result/&lt;pk&gt;/` - Mengambil hasil OCR
+</w:t>
+      </w:r>
+    </w:p>
+    <w:p>
+      <w:pPr>
+        <w:pStyle w:val="ListParagraph"/>
+        <w:numPr>
+          <w:ilvl w:val="0"/>
+          <w:numId w:val="2"/>
+        </w:numPr>
+      </w:pPr>
+      <w:r>
+        <w:t xml:space="preserve">`/api/trigger-ocr/&lt;pk&gt;/` - Trigger ulang proses OCR
+</w:t>
       </w:r>
     </w:p>
     <w:p>
@@ -1589,7 +1773,8 @@
           <w:sz w:val="28"/>
           <w:szCs w:val="28"/>
         </w:rPr>
-        <w:t xml:space="preserve">Dependensi Baru</w:t>
+        <w:t xml:space="preserve">Dependensi Baru
+</w:t>
       </w:r>
       <w:bookmarkEnd w:id="7"/>
     </w:p>
@@ -1599,7 +1784,8 @@
           <w:sz w:val="24"/>
           <w:szCs w:val="24"/>
         </w:rPr>
-        <w:t xml:space="preserve">File: `requirements.txt`</w:t>
+        <w:t xml:space="preserve">File: `requirements.txt`
+</w:t>
       </w:r>
     </w:p>
     <w:p>
@@ -1614,40 +1800,44 @@
         </w:rPr>
         <w:t xml:space="preserve">pytesseract&gt;=0.3.10
 opencv-python-headless&gt;=4.8
-numpy&gt;=1.24</w:t>
-      </w:r>
-    </w:p>
-    <w:p>
-      <w:r>
-        <w:rPr>
-          <w:sz w:val="24"/>
-          <w:szCs w:val="24"/>
-        </w:rPr>
-        <w:t xml:space="preserve">System Requirement:</w:t>
-      </w:r>
-    </w:p>
-    <w:p>
-      <w:pPr>
-        <w:pStyle w:val="ListParagraph"/>
-        <w:numPr>
-          <w:ilvl w:val="0"/>
-          <w:numId w:val="2"/>
-        </w:numPr>
-      </w:pPr>
-      <w:r>
-        <w:t xml:space="preserve">Tesseract OCR v5.4.0</w:t>
-      </w:r>
-    </w:p>
-    <w:p>
-      <w:pPr>
-        <w:pStyle w:val="ListParagraph"/>
-        <w:numPr>
-          <w:ilvl w:val="0"/>
-          <w:numId w:val="2"/>
-        </w:numPr>
-      </w:pPr>
-      <w:r>
-        <w:t xml:space="preserve">Path: `C:\Program Files\Tesseract-OCR\tesseract.exe`</w:t>
+numpy&gt;=1.24
+</w:t>
+      </w:r>
+    </w:p>
+    <w:p>
+      <w:r>
+        <w:rPr>
+          <w:sz w:val="24"/>
+          <w:szCs w:val="24"/>
+        </w:rPr>
+        <w:t xml:space="preserve">System Requirement:
+</w:t>
+      </w:r>
+    </w:p>
+    <w:p>
+      <w:pPr>
+        <w:pStyle w:val="ListParagraph"/>
+        <w:numPr>
+          <w:ilvl w:val="0"/>
+          <w:numId w:val="2"/>
+        </w:numPr>
+      </w:pPr>
+      <w:r>
+        <w:t xml:space="preserve">Tesseract OCR v5.4.0
+</w:t>
+      </w:r>
+    </w:p>
+    <w:p>
+      <w:pPr>
+        <w:pStyle w:val="ListParagraph"/>
+        <w:numPr>
+          <w:ilvl w:val="0"/>
+          <w:numId w:val="2"/>
+        </w:numPr>
+      </w:pPr>
+      <w:r>
+        <w:t xml:space="preserve">Path: `C:\Program Files\Tesseract-OCR\tesseract.exe`
+</w:t>
       </w:r>
     </w:p>
     <w:p>
@@ -1662,7 +1852,8 @@
           <w:sz w:val="28"/>
           <w:szCs w:val="28"/>
         </w:rPr>
-        <w:t xml:space="preserve">UI/UX Enhancements</w:t>
+        <w:t xml:space="preserve">UI/UX Enhancements
+</w:t>
       </w:r>
       <w:bookmarkEnd w:id="8"/>
     </w:p>
@@ -1678,7 +1869,8 @@
           <w:sz w:val="26"/>
           <w:szCs w:val="26"/>
         </w:rPr>
-        <w:t xml:space="preserve">1. Halaman Form Upload (`templates/application_v3.html`)</w:t>
+        <w:t xml:space="preserve">1. Halaman Form Upload (`templates/application_v3.html`)
+</w:t>
       </w:r>
       <w:bookmarkEnd w:id="9"/>
     </w:p>
@@ -1688,52 +1880,57 @@
           <w:sz w:val="24"/>
           <w:szCs w:val="24"/>
         </w:rPr>
-        <w:t xml:space="preserve">Panel panduan upload sebelum input file:</w:t>
-      </w:r>
-    </w:p>
-    <w:p>
-      <w:pPr>
-        <w:pStyle w:val="ListParagraph"/>
-        <w:numPr>
-          <w:ilvl w:val="0"/>
-          <w:numId w:val="2"/>
-        </w:numPr>
-      </w:pPr>
-      <w:r>
-        <w:t xml:space="preserve">6 tips fotografi KTP berkualitas</w:t>
-      </w:r>
-    </w:p>
-    <w:p>
-      <w:pPr>
-        <w:pStyle w:val="ListParagraph"/>
-        <w:numPr>
-          <w:ilvl w:val="0"/>
-          <w:numId w:val="2"/>
-        </w:numPr>
-      </w:pPr>
-      <w:r>
-        <w:t xml:space="preserve">Background biru (#f0f7ff) dengan border kiri</w:t>
-      </w:r>
-    </w:p>
-    <w:p>
-      <w:pPr>
-        <w:pStyle w:val="ListParagraph"/>
-        <w:numPr>
-          <w:ilvl w:val="0"/>
-          <w:numId w:val="2"/>
-        </w:numPr>
-      </w:pPr>
-      <w:r>
-        <w:t xml:space="preserve">Penjelasan dampak kualitas terhadap akurasi</w:t>
-      </w:r>
-    </w:p>
-    <w:p>
-      <w:r>
-        <w:rPr>
-          <w:sz w:val="24"/>
-          <w:szCs w:val="24"/>
-        </w:rPr>
-        <w:t xml:space="preserve">Tips yang Ditampilkan:</w:t>
+        <w:t xml:space="preserve">Panel panduan upload sebelum input file:
+</w:t>
+      </w:r>
+    </w:p>
+    <w:p>
+      <w:pPr>
+        <w:pStyle w:val="ListParagraph"/>
+        <w:numPr>
+          <w:ilvl w:val="0"/>
+          <w:numId w:val="2"/>
+        </w:numPr>
+      </w:pPr>
+      <w:r>
+        <w:t xml:space="preserve">6 tips fotografi KTP berkualitas
+</w:t>
+      </w:r>
+    </w:p>
+    <w:p>
+      <w:pPr>
+        <w:pStyle w:val="ListParagraph"/>
+        <w:numPr>
+          <w:ilvl w:val="0"/>
+          <w:numId w:val="2"/>
+        </w:numPr>
+      </w:pPr>
+      <w:r>
+        <w:t xml:space="preserve">Background biru (#f0f7ff) dengan border kiri
+</w:t>
+      </w:r>
+    </w:p>
+    <w:p>
+      <w:pPr>
+        <w:pStyle w:val="ListParagraph"/>
+        <w:numPr>
+          <w:ilvl w:val="0"/>
+          <w:numId w:val="2"/>
+        </w:numPr>
+      </w:pPr>
+      <w:r>
+        <w:t xml:space="preserve">Penjelasan dampak kualitas terhadap akurasi
+</w:t>
+      </w:r>
+    </w:p>
+    <w:p>
+      <w:r>
+        <w:rPr>
+          <w:sz w:val="24"/>
+          <w:szCs w:val="24"/>
+        </w:rPr>
+        <w:t xml:space="preserve">Tips yang Ditampilkan:
+</w:t>
       </w:r>
     </w:p>
     <w:p>
@@ -1745,7 +1942,8 @@
         </w:numPr>
       </w:pPr>
       <w:r>
-        <w:t xml:space="preserve">**Pencahayaan Merata** - Hindari bayangan dan silau</w:t>
+        <w:t xml:space="preserve">**Pencahayaan Merata** - Hindari bayangan dan silau
+</w:t>
       </w:r>
     </w:p>
     <w:p>
@@ -1757,7 +1955,8 @@
         </w:numPr>
       </w:pPr>
       <w:r>
-        <w:t xml:space="preserve">**Posisi Horizontal** - KTP sejajar dengan frame kamera</w:t>
+        <w:t xml:space="preserve">**Posisi Horizontal** - KTP sejajar dengan frame kamera
+</w:t>
       </w:r>
     </w:p>
     <w:p>
@@ -1769,7 +1968,8 @@
         </w:numPr>
       </w:pPr>
       <w:r>
-        <w:t xml:space="preserve">**Fokus Tajam** - Pastikan teks terbaca jelas</w:t>
+        <w:t xml:space="preserve">**Fokus Tajam** - Pastikan teks terbaca jelas
+</w:t>
       </w:r>
     </w:p>
     <w:p>
@@ -1781,7 +1981,8 @@
         </w:numPr>
       </w:pPr>
       <w:r>
-        <w:t xml:space="preserve">**Resolusi Tinggi** - Jangan zoom berlebihan</w:t>
+        <w:t xml:space="preserve">**Resolusi Tinggi** - Jangan zoom berlebihan
+</w:t>
       </w:r>
     </w:p>
     <w:p>
@@ -1793,7 +1994,8 @@
         </w:numPr>
       </w:pPr>
       <w:r>
-        <w:t xml:space="preserve">**Latar Belakang Kontras** - Gunakan permukaan polos gelap</w:t>
+        <w:t xml:space="preserve">**Latar Belakang Kontras** - Gunakan permukaan polos gelap
+</w:t>
       </w:r>
     </w:p>
     <w:p>
@@ -1805,7 +2007,8 @@
         </w:numPr>
       </w:pPr>
       <w:r>
-        <w:t xml:space="preserve">**Hindari Refleksi** - Untuk KTP laminasi, miringkan sedikit</w:t>
+        <w:t xml:space="preserve">**Hindari Refleksi** - Untuk KTP laminasi, miringkan sedikit
+</w:t>
       </w:r>
     </w:p>
     <w:p>
@@ -1820,7 +2023,8 @@
           <w:sz w:val="26"/>
           <w:szCs w:val="26"/>
         </w:rPr>
-        <w:t xml:space="preserve">2. Halaman Detail (`templates/application_detail_v2.html`)</w:t>
+        <w:t xml:space="preserve">2. Halaman Detail (`templates/application_detail_v2.html`)
+</w:t>
       </w:r>
       <w:bookmarkEnd w:id="10"/>
     </w:p>
@@ -1833,55 +2037,60 @@
         </w:numPr>
       </w:pPr>
       <w:r>
-        <w:t xml:space="preserve">Panel hasil OCR 2 kolom (teks OCR + data terekstrak)</w:t>
-      </w:r>
-    </w:p>
-    <w:p>
-      <w:pPr>
-        <w:pStyle w:val="ListParagraph"/>
-        <w:numPr>
-          <w:ilvl w:val="0"/>
-          <w:numId w:val="2"/>
-        </w:numPr>
-      </w:pPr>
-      <w:r>
-        <w:t xml:space="preserve">Status verifikasi AI dengan indikator visual</w:t>
-      </w:r>
-    </w:p>
-    <w:p>
-      <w:pPr>
-        <w:pStyle w:val="ListParagraph"/>
-        <w:numPr>
-          <w:ilvl w:val="0"/>
-          <w:numId w:val="2"/>
-        </w:numPr>
-      </w:pPr>
-      <w:r>
-        <w:t xml:space="preserve">Tombol reprocess OCR</w:t>
-      </w:r>
-    </w:p>
-    <w:p>
-      <w:pPr>
-        <w:pStyle w:val="ListParagraph"/>
-        <w:numPr>
-          <w:ilvl w:val="0"/>
-          <w:numId w:val="2"/>
-        </w:numPr>
-      </w:pPr>
-      <w:r>
-        <w:t xml:space="preserve">Chatbot interface untuk review manual</w:t>
-      </w:r>
-    </w:p>
-    <w:p>
-      <w:pPr>
-        <w:pStyle w:val="ListParagraph"/>
-        <w:numPr>
-          <w:ilvl w:val="0"/>
-          <w:numId w:val="2"/>
-        </w:numPr>
-      </w:pPr>
-      <w:r>
-        <w:t xml:space="preserve">Panel panduan upload (sama dengan form)</w:t>
+        <w:t xml:space="preserve">Panel hasil OCR 2 kolom (teks OCR + data terekstrak)
+</w:t>
+      </w:r>
+    </w:p>
+    <w:p>
+      <w:pPr>
+        <w:pStyle w:val="ListParagraph"/>
+        <w:numPr>
+          <w:ilvl w:val="0"/>
+          <w:numId w:val="2"/>
+        </w:numPr>
+      </w:pPr>
+      <w:r>
+        <w:t xml:space="preserve">Status verifikasi AI dengan indikator visual
+</w:t>
+      </w:r>
+    </w:p>
+    <w:p>
+      <w:pPr>
+        <w:pStyle w:val="ListParagraph"/>
+        <w:numPr>
+          <w:ilvl w:val="0"/>
+          <w:numId w:val="2"/>
+        </w:numPr>
+      </w:pPr>
+      <w:r>
+        <w:t xml:space="preserve">Tombol reprocess OCR
+</w:t>
+      </w:r>
+    </w:p>
+    <w:p>
+      <w:pPr>
+        <w:pStyle w:val="ListParagraph"/>
+        <w:numPr>
+          <w:ilvl w:val="0"/>
+          <w:numId w:val="2"/>
+        </w:numPr>
+      </w:pPr>
+      <w:r>
+        <w:t xml:space="preserve">Chatbot interface untuk review manual
+</w:t>
+      </w:r>
+    </w:p>
+    <w:p>
+      <w:pPr>
+        <w:pStyle w:val="ListParagraph"/>
+        <w:numPr>
+          <w:ilvl w:val="0"/>
+          <w:numId w:val="2"/>
+        </w:numPr>
+      </w:pPr>
+      <w:r>
+        <w:t xml:space="preserve">Panel panduan upload (sama dengan form)
+</w:t>
       </w:r>
     </w:p>
     <w:p>
@@ -1896,7 +2105,8 @@
           <w:sz w:val="28"/>
           <w:szCs w:val="28"/>
         </w:rPr>
-        <w:t xml:space="preserve">Testing &amp; Validasi</w:t>
+        <w:t xml:space="preserve">Testing &amp; Validasi
+</w:t>
       </w:r>
       <w:bookmarkEnd w:id="11"/>
     </w:p>
@@ -1912,7 +2122,8 @@
           <w:sz w:val="26"/>
           <w:szCs w:val="26"/>
         </w:rPr>
-        <w:t xml:space="preserve">Metodologi Testing</w:t>
+        <w:t xml:space="preserve">Metodologi Testing
+</w:t>
       </w:r>
       <w:bookmarkEnd w:id="12"/>
     </w:p>
@@ -1925,7 +2136,8 @@
         </w:numPr>
       </w:pPr>
       <w:r>
-        <w:t xml:space="preserve">**Gambar Digital Bersih** - Screenshot/template KTP digital</w:t>
+        <w:t xml:space="preserve">**Gambar Digital Bersih** - Screenshot/template KTP digital
+</w:t>
       </w:r>
     </w:p>
     <w:p>
@@ -1937,7 +2149,8 @@
         </w:numPr>
       </w:pPr>
       <w:r>
-        <w:t xml:space="preserve">**Foto KTP Asli** - Foto dengan smartphone dalam kondisi natural</w:t>
+        <w:t xml:space="preserve">**Foto KTP Asli** - Foto dengan smartphone dalam kondisi natural
+</w:t>
       </w:r>
     </w:p>
     <w:p>
@@ -1952,7 +2165,8 @@
           <w:sz w:val="26"/>
           <w:szCs w:val="26"/>
         </w:rPr>
-        <w:t xml:space="preserve">Hasil Testing</w:t>
+        <w:t xml:space="preserve">Hasil Testing
+</w:t>
       </w:r>
       <w:bookmarkEnd w:id="13"/>
     </w:p>
@@ -1967,64 +2181,70 @@
           <w:sz w:val="24"/>
           <w:szCs w:val="24"/>
         </w:rPr>
-        <w:t xml:space="preserve">Test Case 1: Gambar Digital Bersih</w:t>
-      </w:r>
-    </w:p>
-    <w:p>
-      <w:pPr>
-        <w:pStyle w:val="ListParagraph"/>
-        <w:numPr>
-          <w:ilvl w:val="0"/>
-          <w:numId w:val="2"/>
-        </w:numPr>
-      </w:pPr>
-      <w:r>
-        <w:t xml:space="preserve">**Confidence OCR:** 95-99%</w:t>
-      </w:r>
-    </w:p>
-    <w:p>
-      <w:pPr>
-        <w:pStyle w:val="ListParagraph"/>
-        <w:numPr>
-          <w:ilvl w:val="0"/>
-          <w:numId w:val="2"/>
-        </w:numPr>
-      </w:pPr>
-      <w:r>
-        <w:t xml:space="preserve">**Akurasi Parsing:** 100% (12/12 field benar)</w:t>
-      </w:r>
-    </w:p>
-    <w:p>
-      <w:pPr>
-        <w:pStyle w:val="ListParagraph"/>
-        <w:numPr>
-          <w:ilvl w:val="0"/>
-          <w:numId w:val="2"/>
-        </w:numPr>
-      </w:pPr>
-      <w:r>
-        <w:t xml:space="preserve">**PSM Mode Optimal:** 3 (Full automatic)</w:t>
-      </w:r>
-    </w:p>
-    <w:p>
-      <w:pPr>
-        <w:pStyle w:val="ListParagraph"/>
-        <w:numPr>
-          <w:ilvl w:val="0"/>
-          <w:numId w:val="2"/>
-        </w:numPr>
-      </w:pPr>
-      <w:r>
-        <w:t xml:space="preserve">**Preprocessing:** Tidak diperlukan</w:t>
-      </w:r>
-    </w:p>
-    <w:p>
-      <w:r>
-        <w:rPr>
-          <w:sz w:val="24"/>
-          <w:szCs w:val="24"/>
-        </w:rPr>
-        <w:t xml:space="preserve">Contoh Output:</w:t>
+        <w:t xml:space="preserve">Test Case 1: Gambar Digital Bersih
+</w:t>
+      </w:r>
+    </w:p>
+    <w:p>
+      <w:pPr>
+        <w:pStyle w:val="ListParagraph"/>
+        <w:numPr>
+          <w:ilvl w:val="0"/>
+          <w:numId w:val="2"/>
+        </w:numPr>
+      </w:pPr>
+      <w:r>
+        <w:t xml:space="preserve">**Confidence OCR:** 95-99%
+</w:t>
+      </w:r>
+    </w:p>
+    <w:p>
+      <w:pPr>
+        <w:pStyle w:val="ListParagraph"/>
+        <w:numPr>
+          <w:ilvl w:val="0"/>
+          <w:numId w:val="2"/>
+        </w:numPr>
+      </w:pPr>
+      <w:r>
+        <w:t xml:space="preserve">**Akurasi Parsing:** 100% (12/12 field benar)
+</w:t>
+      </w:r>
+    </w:p>
+    <w:p>
+      <w:pPr>
+        <w:pStyle w:val="ListParagraph"/>
+        <w:numPr>
+          <w:ilvl w:val="0"/>
+          <w:numId w:val="2"/>
+        </w:numPr>
+      </w:pPr>
+      <w:r>
+        <w:t xml:space="preserve">**PSM Mode Optimal:** 3 (Full automatic)
+</w:t>
+      </w:r>
+    </w:p>
+    <w:p>
+      <w:pPr>
+        <w:pStyle w:val="ListParagraph"/>
+        <w:numPr>
+          <w:ilvl w:val="0"/>
+          <w:numId w:val="2"/>
+        </w:numPr>
+      </w:pPr>
+      <w:r>
+        <w:t xml:space="preserve">**Preprocessing:** Tidak diperlukan
+</w:t>
+      </w:r>
+    </w:p>
+    <w:p>
+      <w:r>
+        <w:rPr>
+          <w:sz w:val="24"/>
+          <w:szCs w:val="24"/>
+        </w:rPr>
+        <w:t xml:space="preserve">Contoh Output:
+</w:t>
       </w:r>
     </w:p>
     <w:p>
@@ -2042,7 +2262,8 @@
 Tempat/Tgl Lahir: JAYAPURA, 01-09-2000
 Jenis Kelamin: LAKI-LAKI
 Alamat: JL. TEST NO. 123
-... (semua field lengkap)</w:t>
+... (semua field lengkap)
+</w:t>
       </w:r>
     </w:p>
     <w:p>
@@ -2056,136 +2277,148 @@
           <w:sz w:val="24"/>
           <w:szCs w:val="24"/>
         </w:rPr>
-        <w:t xml:space="preserve">Test Case 2: Foto KTP Asli (Kualitas Sedang)</w:t>
-      </w:r>
-    </w:p>
-    <w:p>
-      <w:pPr>
-        <w:pStyle w:val="ListParagraph"/>
-        <w:numPr>
-          <w:ilvl w:val="0"/>
-          <w:numId w:val="2"/>
-        </w:numPr>
-      </w:pPr>
-      <w:r>
-        <w:t xml:space="preserve">**Confidence OCR:** 42-71% (tergantung PSM mode)</w:t>
-      </w:r>
-    </w:p>
-    <w:p>
-      <w:pPr>
-        <w:pStyle w:val="ListParagraph"/>
-        <w:numPr>
-          <w:ilvl w:val="0"/>
-          <w:numId w:val="2"/>
-        </w:numPr>
-      </w:pPr>
-      <w:r>
-        <w:t xml:space="preserve">**Akurasi Parsing:** 40-50% (6/12 field benar)</w:t>
-      </w:r>
-    </w:p>
-    <w:p>
-      <w:pPr>
-        <w:pStyle w:val="ListParagraph"/>
-        <w:numPr>
-          <w:ilvl w:val="0"/>
-          <w:numId w:val="2"/>
-        </w:numPr>
-      </w:pPr>
-      <w:r>
-        <w:t xml:space="preserve">**PSM Mode Optimal:** 11, 12 (untuk layout tidak standar)</w:t>
-      </w:r>
-    </w:p>
-    <w:p>
-      <w:pPr>
-        <w:pStyle w:val="ListParagraph"/>
-        <w:numPr>
-          <w:ilvl w:val="0"/>
-          <w:numId w:val="2"/>
-        </w:numPr>
-      </w:pPr>
-      <w:r>
-        <w:t xml:space="preserve">**Preprocessing:** Aggressive mode membantu sedikit</w:t>
-      </w:r>
-    </w:p>
-    <w:p>
-      <w:r>
-        <w:rPr>
-          <w:sz w:val="24"/>
-          <w:szCs w:val="24"/>
-        </w:rPr>
-        <w:t xml:space="preserve">Field yang Berhasil:</w:t>
-      </w:r>
-    </w:p>
-    <w:p>
-      <w:pPr>
-        <w:pStyle w:val="ListParagraph"/>
-        <w:numPr>
-          <w:ilvl w:val="0"/>
-          <w:numId w:val="2"/>
-        </w:numPr>
-      </w:pPr>
-      <w:r>
-        <w:t xml:space="preserve">✅ NIK (parsial, beberapa digit salah)</w:t>
-      </w:r>
-    </w:p>
-    <w:p>
-      <w:pPr>
-        <w:pStyle w:val="ListParagraph"/>
-        <w:numPr>
-          <w:ilvl w:val="0"/>
-          <w:numId w:val="2"/>
-        </w:numPr>
-      </w:pPr>
-      <w:r>
-        <w:t xml:space="preserve">✅ Jenis Kelamin</w:t>
-      </w:r>
-    </w:p>
-    <w:p>
-      <w:pPr>
-        <w:pStyle w:val="ListParagraph"/>
-        <w:numPr>
-          <w:ilvl w:val="0"/>
-          <w:numId w:val="2"/>
-        </w:numPr>
-      </w:pPr>
-      <w:r>
-        <w:t xml:space="preserve">✅ Golongan Darah</w:t>
-      </w:r>
-    </w:p>
-    <w:p>
-      <w:pPr>
-        <w:pStyle w:val="ListParagraph"/>
-        <w:numPr>
-          <w:ilvl w:val="0"/>
-          <w:numId w:val="2"/>
-        </w:numPr>
-      </w:pPr>
-      <w:r>
-        <w:t xml:space="preserve">❌ Nama (tertangkap extra words)</w:t>
-      </w:r>
-    </w:p>
-    <w:p>
-      <w:pPr>
-        <w:pStyle w:val="ListParagraph"/>
-        <w:numPr>
-          <w:ilvl w:val="0"/>
-          <w:numId w:val="2"/>
-        </w:numPr>
-      </w:pPr>
-      <w:r>
-        <w:t xml:space="preserve">❌ Alamat (noise OCR terlalu banyak)</w:t>
-      </w:r>
-    </w:p>
-    <w:p>
-      <w:pPr>
-        <w:pStyle w:val="ListParagraph"/>
-        <w:numPr>
-          <w:ilvl w:val="0"/>
-          <w:numId w:val="2"/>
-        </w:numPr>
-      </w:pPr>
-      <w:r>
-        <w:t xml:space="preserve">❌ Tanggal Lahir (format tidak konsisten)</w:t>
+        <w:t xml:space="preserve">Test Case 2: Foto KTP Asli (Kualitas Sedang)
+</w:t>
+      </w:r>
+    </w:p>
+    <w:p>
+      <w:pPr>
+        <w:pStyle w:val="ListParagraph"/>
+        <w:numPr>
+          <w:ilvl w:val="0"/>
+          <w:numId w:val="2"/>
+        </w:numPr>
+      </w:pPr>
+      <w:r>
+        <w:t xml:space="preserve">**Confidence OCR:** 42-71% (tergantung PSM mode)
+</w:t>
+      </w:r>
+    </w:p>
+    <w:p>
+      <w:pPr>
+        <w:pStyle w:val="ListParagraph"/>
+        <w:numPr>
+          <w:ilvl w:val="0"/>
+          <w:numId w:val="2"/>
+        </w:numPr>
+      </w:pPr>
+      <w:r>
+        <w:t xml:space="preserve">**Akurasi Parsing:** 40-50% (6/12 field benar)
+</w:t>
+      </w:r>
+    </w:p>
+    <w:p>
+      <w:pPr>
+        <w:pStyle w:val="ListParagraph"/>
+        <w:numPr>
+          <w:ilvl w:val="0"/>
+          <w:numId w:val="2"/>
+        </w:numPr>
+      </w:pPr>
+      <w:r>
+        <w:t xml:space="preserve">**PSM Mode Optimal:** 11, 12 (untuk layout tidak standar)
+</w:t>
+      </w:r>
+    </w:p>
+    <w:p>
+      <w:pPr>
+        <w:pStyle w:val="ListParagraph"/>
+        <w:numPr>
+          <w:ilvl w:val="0"/>
+          <w:numId w:val="2"/>
+        </w:numPr>
+      </w:pPr>
+      <w:r>
+        <w:t xml:space="preserve">**Preprocessing:** Aggressive mode membantu sedikit
+</w:t>
+      </w:r>
+    </w:p>
+    <w:p>
+      <w:r>
+        <w:rPr>
+          <w:sz w:val="24"/>
+          <w:szCs w:val="24"/>
+        </w:rPr>
+        <w:t xml:space="preserve">Field yang Berhasil:
+</w:t>
+      </w:r>
+    </w:p>
+    <w:p>
+      <w:pPr>
+        <w:pStyle w:val="ListParagraph"/>
+        <w:numPr>
+          <w:ilvl w:val="0"/>
+          <w:numId w:val="2"/>
+        </w:numPr>
+      </w:pPr>
+      <w:r>
+        <w:t xml:space="preserve">✅ NIK (parsial, beberapa digit salah)
+</w:t>
+      </w:r>
+    </w:p>
+    <w:p>
+      <w:pPr>
+        <w:pStyle w:val="ListParagraph"/>
+        <w:numPr>
+          <w:ilvl w:val="0"/>
+          <w:numId w:val="2"/>
+        </w:numPr>
+      </w:pPr>
+      <w:r>
+        <w:t xml:space="preserve">✅ Jenis Kelamin
+</w:t>
+      </w:r>
+    </w:p>
+    <w:p>
+      <w:pPr>
+        <w:pStyle w:val="ListParagraph"/>
+        <w:numPr>
+          <w:ilvl w:val="0"/>
+          <w:numId w:val="2"/>
+        </w:numPr>
+      </w:pPr>
+      <w:r>
+        <w:t xml:space="preserve">✅ Golongan Darah
+</w:t>
+      </w:r>
+    </w:p>
+    <w:p>
+      <w:pPr>
+        <w:pStyle w:val="ListParagraph"/>
+        <w:numPr>
+          <w:ilvl w:val="0"/>
+          <w:numId w:val="2"/>
+        </w:numPr>
+      </w:pPr>
+      <w:r>
+        <w:t xml:space="preserve">❌ Nama (tertangkap extra words)
+</w:t>
+      </w:r>
+    </w:p>
+    <w:p>
+      <w:pPr>
+        <w:pStyle w:val="ListParagraph"/>
+        <w:numPr>
+          <w:ilvl w:val="0"/>
+          <w:numId w:val="2"/>
+        </w:numPr>
+      </w:pPr>
+      <w:r>
+        <w:t xml:space="preserve">❌ Alamat (noise OCR terlalu banyak)
+</w:t>
+      </w:r>
+    </w:p>
+    <w:p>
+      <w:pPr>
+        <w:pStyle w:val="ListParagraph"/>
+        <w:numPr>
+          <w:ilvl w:val="0"/>
+          <w:numId w:val="2"/>
+        </w:numPr>
+      </w:pPr>
+      <w:r>
+        <w:t xml:space="preserve">❌ Tanggal Lahir (format tidak konsisten)
+</w:t>
       </w:r>
     </w:p>
     <w:p>
@@ -2199,43 +2432,47 @@
           <w:sz w:val="24"/>
           <w:szCs w:val="24"/>
         </w:rPr>
-        <w:t xml:space="preserve">Test Case 3: Column Format</w:t>
-      </w:r>
-    </w:p>
-    <w:p>
-      <w:pPr>
-        <w:pStyle w:val="ListParagraph"/>
-        <w:numPr>
-          <w:ilvl w:val="0"/>
-          <w:numId w:val="2"/>
-        </w:numPr>
-      </w:pPr>
-      <w:r>
-        <w:t xml:space="preserve">**Deteksi Otomatis:** ✅</w:t>
-      </w:r>
-    </w:p>
-    <w:p>
-      <w:pPr>
-        <w:pStyle w:val="ListParagraph"/>
-        <w:numPr>
-          <w:ilvl w:val="0"/>
-          <w:numId w:val="2"/>
-        </w:numPr>
-      </w:pPr>
-      <w:r>
-        <w:t xml:space="preserve">**Parsing Success:** 100% untuk gambar bersih</w:t>
-      </w:r>
-    </w:p>
-    <w:p>
-      <w:pPr>
-        <w:pStyle w:val="ListParagraph"/>
-        <w:numPr>
-          <w:ilvl w:val="0"/>
-          <w:numId w:val="2"/>
-        </w:numPr>
-      </w:pPr>
-      <w:r>
-        <w:t xml:space="preserve">**Fallback Logic:** Berfungsi dengan baik</w:t>
+        <w:t xml:space="preserve">Test Case 3: Column Format
+</w:t>
+      </w:r>
+    </w:p>
+    <w:p>
+      <w:pPr>
+        <w:pStyle w:val="ListParagraph"/>
+        <w:numPr>
+          <w:ilvl w:val="0"/>
+          <w:numId w:val="2"/>
+        </w:numPr>
+      </w:pPr>
+      <w:r>
+        <w:t xml:space="preserve">**Deteksi Otomatis:** ✅
+</w:t>
+      </w:r>
+    </w:p>
+    <w:p>
+      <w:pPr>
+        <w:pStyle w:val="ListParagraph"/>
+        <w:numPr>
+          <w:ilvl w:val="0"/>
+          <w:numId w:val="2"/>
+        </w:numPr>
+      </w:pPr>
+      <w:r>
+        <w:t xml:space="preserve">**Parsing Success:** 100% untuk gambar bersih
+</w:t>
+      </w:r>
+    </w:p>
+    <w:p>
+      <w:pPr>
+        <w:pStyle w:val="ListParagraph"/>
+        <w:numPr>
+          <w:ilvl w:val="0"/>
+          <w:numId w:val="2"/>
+        </w:numPr>
+      </w:pPr>
+      <w:r>
+        <w:t xml:space="preserve">**Fallback Logic:** Berfungsi dengan baik
+</w:t>
       </w:r>
     </w:p>
     <w:p>
@@ -2250,7 +2487,8 @@
           <w:sz w:val="26"/>
           <w:szCs w:val="26"/>
         </w:rPr>
-        <w:t xml:space="preserve">Analisis Kegagalan pada Foto Asli</w:t>
+        <w:t xml:space="preserve">Analisis Kegagalan pada Foto Asli
+</w:t>
       </w:r>
       <w:bookmarkEnd w:id="14"/>
     </w:p>
@@ -2264,6 +2502,14 @@
         </w:rPr>
         <w:t xml:space="preserve">Root Causes:</w:t>
       </w:r>
+      <w:r>
+        <w:rPr>
+          <w:sz w:val="24"/>
+          <w:szCs w:val="24"/>
+        </w:rPr>
+        <w:t xml:space="preserve">
+</w:t>
+      </w:r>
     </w:p>
     <w:p>
       <w:pPr>
@@ -2274,7 +2520,8 @@
         </w:numPr>
       </w:pPr>
       <w:r>
-        <w:t xml:space="preserve">**Pencahayaan Tidak Merata** - Shadow menutupi sebagian teks</w:t>
+        <w:t xml:space="preserve">**Pencahayaan Tidak Merata** - Shadow menutupi sebagian teks
+</w:t>
       </w:r>
     </w:p>
     <w:p>
@@ -2286,7 +2533,8 @@
         </w:numPr>
       </w:pPr>
       <w:r>
-        <w:t xml:space="preserve">**Angle Miring** - Tesseract kesulitan dengan perspective distortion</w:t>
+        <w:t xml:space="preserve">**Angle Miring** - Tesseract kesulitan dengan perspective distortion
+</w:t>
       </w:r>
     </w:p>
     <w:p>
@@ -2298,7 +2546,8 @@
         </w:numPr>
       </w:pPr>
       <w:r>
-        <w:t xml:space="preserve">**Blur/Out of Focus** - Resolusi efektif rendah</w:t>
+        <w:t xml:space="preserve">**Blur/Out of Focus** - Resolusi efektif rendah
+</w:t>
       </w:r>
     </w:p>
     <w:p>
@@ -2310,7 +2559,8 @@
         </w:numPr>
       </w:pPr>
       <w:r>
-        <w:t xml:space="preserve">**Refleksi Laminasi** - Glare menutupi karakter</w:t>
+        <w:t xml:space="preserve">**Refleksi Laminasi** - Glare menutupi karakter
+</w:t>
       </w:r>
     </w:p>
     <w:p>
@@ -2322,7 +2572,8 @@
         </w:numPr>
       </w:pPr>
       <w:r>
-        <w:t xml:space="preserve">**Background Pattern** - Pola KTP mengganggu segmentasi</w:t>
+        <w:t xml:space="preserve">**Background Pattern** - Pola KTP mengganggu segmentasi
+</w:t>
       </w:r>
     </w:p>
     <w:p>
@@ -2335,53 +2586,65 @@
         </w:rPr>
         <w:t xml:space="preserve">Impact pada OCR:</w:t>
       </w:r>
-    </w:p>
-    <w:p>
-      <w:pPr>
-        <w:pStyle w:val="ListParagraph"/>
-        <w:numPr>
-          <w:ilvl w:val="0"/>
-          <w:numId w:val="2"/>
-        </w:numPr>
-      </w:pPr>
-      <w:r>
-        <w:t xml:space="preserve">Character misrecognition (0 → O, 1 → l, dll)</w:t>
-      </w:r>
-    </w:p>
-    <w:p>
-      <w:pPr>
-        <w:pStyle w:val="ListParagraph"/>
-        <w:numPr>
-          <w:ilvl w:val="0"/>
-          <w:numId w:val="2"/>
-        </w:numPr>
-      </w:pPr>
-      <w:r>
-        <w:t xml:space="preserve">Missing characters</w:t>
-      </w:r>
-    </w:p>
-    <w:p>
-      <w:pPr>
-        <w:pStyle w:val="ListParagraph"/>
-        <w:numPr>
-          <w:ilvl w:val="0"/>
-          <w:numId w:val="2"/>
-        </w:numPr>
-      </w:pPr>
-      <w:r>
-        <w:t xml:space="preserve">Extra noise characters</w:t>
-      </w:r>
-    </w:p>
-    <w:p>
-      <w:pPr>
-        <w:pStyle w:val="ListParagraph"/>
-        <w:numPr>
-          <w:ilvl w:val="0"/>
-          <w:numId w:val="2"/>
-        </w:numPr>
-      </w:pPr>
-      <w:r>
-        <w:t xml:space="preserve">Line ordering errors</w:t>
+      <w:r>
+        <w:rPr>
+          <w:sz w:val="24"/>
+          <w:szCs w:val="24"/>
+        </w:rPr>
+        <w:t xml:space="preserve">
+</w:t>
+      </w:r>
+    </w:p>
+    <w:p>
+      <w:pPr>
+        <w:pStyle w:val="ListParagraph"/>
+        <w:numPr>
+          <w:ilvl w:val="0"/>
+          <w:numId w:val="2"/>
+        </w:numPr>
+      </w:pPr>
+      <w:r>
+        <w:t xml:space="preserve">Character misrecognition (0 → O, 1 → l, dll)
+</w:t>
+      </w:r>
+    </w:p>
+    <w:p>
+      <w:pPr>
+        <w:pStyle w:val="ListParagraph"/>
+        <w:numPr>
+          <w:ilvl w:val="0"/>
+          <w:numId w:val="2"/>
+        </w:numPr>
+      </w:pPr>
+      <w:r>
+        <w:t xml:space="preserve">Missing characters
+</w:t>
+      </w:r>
+    </w:p>
+    <w:p>
+      <w:pPr>
+        <w:pStyle w:val="ListParagraph"/>
+        <w:numPr>
+          <w:ilvl w:val="0"/>
+          <w:numId w:val="2"/>
+        </w:numPr>
+      </w:pPr>
+      <w:r>
+        <w:t xml:space="preserve">Extra noise characters
+</w:t>
+      </w:r>
+    </w:p>
+    <w:p>
+      <w:pPr>
+        <w:pStyle w:val="ListParagraph"/>
+        <w:numPr>
+          <w:ilvl w:val="0"/>
+          <w:numId w:val="2"/>
+        </w:numPr>
+      </w:pPr>
+      <w:r>
+        <w:t xml:space="preserve">Line ordering errors
+</w:t>
       </w:r>
     </w:p>
     <w:p>
@@ -2396,7 +2659,8 @@
           <w:sz w:val="28"/>
           <w:szCs w:val="28"/>
         </w:rPr>
-        <w:t xml:space="preserve">Optimasi yang Sudah Diterapkan</w:t>
+        <w:t xml:space="preserve">Optimasi yang Sudah Diterapkan
+</w:t>
       </w:r>
       <w:bookmarkEnd w:id="15"/>
     </w:p>
@@ -2412,7 +2676,8 @@
           <w:sz w:val="26"/>
           <w:szCs w:val="26"/>
         </w:rPr>
-        <w:t xml:space="preserve">1. Multi-PSM Strategy</w:t>
+        <w:t xml:space="preserve">1. Multi-PSM Strategy
+</w:t>
       </w:r>
       <w:bookmarkEnd w:id="16"/>
     </w:p>
@@ -2422,55 +2687,60 @@
           <w:sz w:val="24"/>
           <w:szCs w:val="24"/>
         </w:rPr>
-        <w:t xml:space="preserve">Mencoba 4 PSM modes dan memilih hasil dengan confidence tertinggi:</w:t>
-      </w:r>
-    </w:p>
-    <w:p>
-      <w:pPr>
-        <w:pStyle w:val="ListParagraph"/>
-        <w:numPr>
-          <w:ilvl w:val="0"/>
-          <w:numId w:val="2"/>
-        </w:numPr>
-      </w:pPr>
-      <w:r>
-        <w:t xml:space="preserve">PSM 3: Full automatic (default)</w:t>
-      </w:r>
-    </w:p>
-    <w:p>
-      <w:pPr>
-        <w:pStyle w:val="ListParagraph"/>
-        <w:numPr>
-          <w:ilvl w:val="0"/>
-          <w:numId w:val="2"/>
-        </w:numPr>
-      </w:pPr>
-      <w:r>
-        <w:t xml:space="preserve">PSM 6: Uniform block of text</w:t>
-      </w:r>
-    </w:p>
-    <w:p>
-      <w:pPr>
-        <w:pStyle w:val="ListParagraph"/>
-        <w:numPr>
-          <w:ilvl w:val="0"/>
-          <w:numId w:val="2"/>
-        </w:numPr>
-      </w:pPr>
-      <w:r>
-        <w:t xml:space="preserve">PSM 11: Sparse text</w:t>
-      </w:r>
-    </w:p>
-    <w:p>
-      <w:pPr>
-        <w:pStyle w:val="ListParagraph"/>
-        <w:numPr>
-          <w:ilvl w:val="0"/>
-          <w:numId w:val="2"/>
-        </w:numPr>
-      </w:pPr>
-      <w:r>
-        <w:t xml:space="preserve">PSM 12: Sparse text with OSD</w:t>
+        <w:t xml:space="preserve">Mencoba 4 PSM modes dan memilih hasil dengan confidence tertinggi:
+</w:t>
+      </w:r>
+    </w:p>
+    <w:p>
+      <w:pPr>
+        <w:pStyle w:val="ListParagraph"/>
+        <w:numPr>
+          <w:ilvl w:val="0"/>
+          <w:numId w:val="2"/>
+        </w:numPr>
+      </w:pPr>
+      <w:r>
+        <w:t xml:space="preserve">PSM 3: Full automatic (default)
+</w:t>
+      </w:r>
+    </w:p>
+    <w:p>
+      <w:pPr>
+        <w:pStyle w:val="ListParagraph"/>
+        <w:numPr>
+          <w:ilvl w:val="0"/>
+          <w:numId w:val="2"/>
+        </w:numPr>
+      </w:pPr>
+      <w:r>
+        <w:t xml:space="preserve">PSM 6: Uniform block of text
+</w:t>
+      </w:r>
+    </w:p>
+    <w:p>
+      <w:pPr>
+        <w:pStyle w:val="ListParagraph"/>
+        <w:numPr>
+          <w:ilvl w:val="0"/>
+          <w:numId w:val="2"/>
+        </w:numPr>
+      </w:pPr>
+      <w:r>
+        <w:t xml:space="preserve">PSM 11: Sparse text
+</w:t>
+      </w:r>
+    </w:p>
+    <w:p>
+      <w:pPr>
+        <w:pStyle w:val="ListParagraph"/>
+        <w:numPr>
+          <w:ilvl w:val="0"/>
+          <w:numId w:val="2"/>
+        </w:numPr>
+      </w:pPr>
+      <w:r>
+        <w:t xml:space="preserve">PSM 12: Sparse text with OSD
+</w:t>
       </w:r>
     </w:p>
     <w:p>
@@ -2485,7 +2755,8 @@
           <w:sz w:val="26"/>
           <w:szCs w:val="26"/>
         </w:rPr>
-        <w:t xml:space="preserve">2. Conditional Preprocessing</w:t>
+        <w:t xml:space="preserve">2. Conditional Preprocessing
+</w:t>
       </w:r>
       <w:bookmarkEnd w:id="17"/>
     </w:p>
@@ -2498,31 +2769,34 @@
         </w:numPr>
       </w:pPr>
       <w:r>
-        <w:t xml:space="preserve">**Digital Images:** Skip preprocessing (clean source)</w:t>
-      </w:r>
-    </w:p>
-    <w:p>
-      <w:pPr>
-        <w:pStyle w:val="ListParagraph"/>
-        <w:numPr>
-          <w:ilvl w:val="0"/>
-          <w:numId w:val="2"/>
-        </w:numPr>
-      </w:pPr>
-      <w:r>
-        <w:t xml:space="preserve">**Scanned Photos:** Apply aggressive preprocessing</w:t>
-      </w:r>
-    </w:p>
-    <w:p>
-      <w:pPr>
-        <w:pStyle w:val="ListParagraph"/>
-        <w:numPr>
-          <w:ilvl w:val="0"/>
-          <w:numId w:val="2"/>
-        </w:numPr>
-      </w:pPr>
-      <w:r>
-        <w:t xml:space="preserve">**Fallback:** Retry without preprocessing if fails</w:t>
+        <w:t xml:space="preserve">**Digital Images:** Skip preprocessing (clean source)
+</w:t>
+      </w:r>
+    </w:p>
+    <w:p>
+      <w:pPr>
+        <w:pStyle w:val="ListParagraph"/>
+        <w:numPr>
+          <w:ilvl w:val="0"/>
+          <w:numId w:val="2"/>
+        </w:numPr>
+      </w:pPr>
+      <w:r>
+        <w:t xml:space="preserve">**Scanned Photos:** Apply aggressive preprocessing
+</w:t>
+      </w:r>
+    </w:p>
+    <w:p>
+      <w:pPr>
+        <w:pStyle w:val="ListParagraph"/>
+        <w:numPr>
+          <w:ilvl w:val="0"/>
+          <w:numId w:val="2"/>
+        </w:numPr>
+      </w:pPr>
+      <w:r>
+        <w:t xml:space="preserve">**Fallback:** Retry without preprocessing if fails
+</w:t>
       </w:r>
     </w:p>
     <w:p>
@@ -2537,7 +2811,8 @@
           <w:sz w:val="26"/>
           <w:szCs w:val="26"/>
         </w:rPr>
-        <w:t xml:space="preserve">3. Robust Parser</w:t>
+        <w:t xml:space="preserve">3. Robust Parser
+</w:t>
       </w:r>
       <w:bookmarkEnd w:id="18"/>
     </w:p>
@@ -2550,43 +2825,47 @@
         </w:numPr>
       </w:pPr>
       <w:r>
-        <w:t xml:space="preserve">Multiple regex patterns per field</w:t>
-      </w:r>
-    </w:p>
-    <w:p>
-      <w:pPr>
-        <w:pStyle w:val="ListParagraph"/>
-        <w:numPr>
-          <w:ilvl w:val="0"/>
-          <w:numId w:val="2"/>
-        </w:numPr>
-      </w:pPr>
-      <w:r>
-        <w:t xml:space="preserve">Extensive fallbacks untuk typo OCR umum</w:t>
-      </w:r>
-    </w:p>
-    <w:p>
-      <w:pPr>
-        <w:pStyle w:val="ListParagraph"/>
-        <w:numPr>
-          <w:ilvl w:val="0"/>
-          <w:numId w:val="2"/>
-        </w:numPr>
-      </w:pPr>
-      <w:r>
-        <w:t xml:space="preserve">Noise cleaning dengan regex spesifik</w:t>
-      </w:r>
-    </w:p>
-    <w:p>
-      <w:pPr>
-        <w:pStyle w:val="ListParagraph"/>
-        <w:numPr>
-          <w:ilvl w:val="0"/>
-          <w:numId w:val="2"/>
-        </w:numPr>
-      </w:pPr>
-      <w:r>
-        <w:t xml:space="preserve">Skip words filtering untuk field nama</w:t>
+        <w:t xml:space="preserve">Multiple regex patterns per field
+</w:t>
+      </w:r>
+    </w:p>
+    <w:p>
+      <w:pPr>
+        <w:pStyle w:val="ListParagraph"/>
+        <w:numPr>
+          <w:ilvl w:val="0"/>
+          <w:numId w:val="2"/>
+        </w:numPr>
+      </w:pPr>
+      <w:r>
+        <w:t xml:space="preserve">Extensive fallbacks untuk typo OCR umum
+</w:t>
+      </w:r>
+    </w:p>
+    <w:p>
+      <w:pPr>
+        <w:pStyle w:val="ListParagraph"/>
+        <w:numPr>
+          <w:ilvl w:val="0"/>
+          <w:numId w:val="2"/>
+        </w:numPr>
+      </w:pPr>
+      <w:r>
+        <w:t xml:space="preserve">Noise cleaning dengan regex spesifik
+</w:t>
+      </w:r>
+    </w:p>
+    <w:p>
+      <w:pPr>
+        <w:pStyle w:val="ListParagraph"/>
+        <w:numPr>
+          <w:ilvl w:val="0"/>
+          <w:numId w:val="2"/>
+        </w:numPr>
+      </w:pPr>
+      <w:r>
+        <w:t xml:space="preserve">Skip words filtering untuk field nama
+</w:t>
       </w:r>
     </w:p>
     <w:p>
@@ -2601,7 +2880,8 @@
           <w:sz w:val="26"/>
           <w:szCs w:val="26"/>
         </w:rPr>
-        <w:t xml:space="preserve">4. User Guidance</w:t>
+        <w:t xml:space="preserve">4. User Guidance
+</w:t>
       </w:r>
       <w:bookmarkEnd w:id="19"/>
     </w:p>
@@ -2614,31 +2894,34 @@
         </w:numPr>
       </w:pPr>
       <w:r>
-        <w:t xml:space="preserve">Panduan visual di 2 lokasi strategis</w:t>
-      </w:r>
-    </w:p>
-    <w:p>
-      <w:pPr>
-        <w:pStyle w:val="ListParagraph"/>
-        <w:numPr>
-          <w:ilvl w:val="0"/>
-          <w:numId w:val="2"/>
-        </w:numPr>
-      </w:pPr>
-      <w:r>
-        <w:t xml:space="preserve">Penjelasan konkret dampaknya</w:t>
-      </w:r>
-    </w:p>
-    <w:p>
-      <w:pPr>
-        <w:pStyle w:val="ListParagraph"/>
-        <w:numPr>
-          <w:ilvl w:val="0"/>
-          <w:numId w:val="2"/>
-        </w:numPr>
-      </w:pPr>
-      <w:r>
-        <w:t xml:space="preserve">Tips actionable yang mudah diikuti</w:t>
+        <w:t xml:space="preserve">Panduan visual di 2 lokasi strategis
+</w:t>
+      </w:r>
+    </w:p>
+    <w:p>
+      <w:pPr>
+        <w:pStyle w:val="ListParagraph"/>
+        <w:numPr>
+          <w:ilvl w:val="0"/>
+          <w:numId w:val="2"/>
+        </w:numPr>
+      </w:pPr>
+      <w:r>
+        <w:t xml:space="preserve">Penjelasan konkret dampaknya
+</w:t>
+      </w:r>
+    </w:p>
+    <w:p>
+      <w:pPr>
+        <w:pStyle w:val="ListParagraph"/>
+        <w:numPr>
+          <w:ilvl w:val="0"/>
+          <w:numId w:val="2"/>
+        </w:numPr>
+      </w:pPr>
+      <w:r>
+        <w:t xml:space="preserve">Tips actionable yang mudah diikuti
+</w:t>
       </w:r>
     </w:p>
     <w:p>
@@ -2653,7 +2936,8 @@
           <w:sz w:val="28"/>
           <w:szCs w:val="28"/>
         </w:rPr>
-        <w:t xml:space="preserve">Keterbatasan &amp; Rekomendasi</w:t>
+        <w:t xml:space="preserve">Keterbatasan &amp; Rekomendasi
+</w:t>
       </w:r>
       <w:bookmarkEnd w:id="20"/>
     </w:p>
@@ -2669,7 +2953,8 @@
           <w:sz w:val="26"/>
           <w:szCs w:val="26"/>
         </w:rPr>
-        <w:t xml:space="preserve">Keterbatasan Saat Ini</w:t>
+        <w:t xml:space="preserve">Keterbatasan Saat Ini
+</w:t>
       </w:r>
       <w:bookmarkEnd w:id="21"/>
     </w:p>
@@ -2682,25 +2967,28 @@
         </w:numPr>
       </w:pPr>
       <w:r>
-        <w:t xml:space="preserve">**Akurasi Foto Real-World Rendah (40-50%)**</w:t>
-      </w:r>
-    </w:p>
-    <w:p>
-      <w:r>
-        <w:rPr>
-          <w:sz w:val="24"/>
-          <w:szCs w:val="24"/>
-        </w:rPr>
-        <w:t xml:space="preserve">   - Penyebab: Kualitas input yang sangat bervariasi</w:t>
-      </w:r>
-    </w:p>
-    <w:p>
-      <w:r>
-        <w:rPr>
-          <w:sz w:val="24"/>
-          <w:szCs w:val="24"/>
-        </w:rPr>
-        <w:t xml:space="preserve">   - Dampak: Perlu review manual oleh admin/petugas</w:t>
+        <w:t xml:space="preserve">**Akurasi Foto Real-World Rendah (40-50%)**
+</w:t>
+      </w:r>
+    </w:p>
+    <w:p>
+      <w:r>
+        <w:rPr>
+          <w:sz w:val="24"/>
+          <w:szCs w:val="24"/>
+        </w:rPr>
+        <w:t xml:space="preserve">   - Penyebab: Kualitas input yang sangat bervariasi
+</w:t>
+      </w:r>
+    </w:p>
+    <w:p>
+      <w:r>
+        <w:rPr>
+          <w:sz w:val="24"/>
+          <w:szCs w:val="24"/>
+        </w:rPr>
+        <w:t xml:space="preserve">   - Dampak: Perlu review manual oleh admin/petugas
+</w:t>
       </w:r>
     </w:p>
     <w:p>
@@ -2712,25 +3000,28 @@
         </w:numPr>
       </w:pPr>
       <w:r>
-        <w:t xml:space="preserve">**Tidak Ada Koreksi Kontekstual**</w:t>
-      </w:r>
-    </w:p>
-    <w:p>
-      <w:r>
-        <w:rPr>
-          <w:sz w:val="24"/>
-          <w:szCs w:val="24"/>
-        </w:rPr>
-        <w:t xml:space="preserve">   - Tesseract hanya berbasis visual</w:t>
-      </w:r>
-    </w:p>
-    <w:p>
-      <w:r>
-        <w:rPr>
-          <w:sz w:val="24"/>
-          <w:szCs w:val="24"/>
-        </w:rPr>
-        <w:t xml:space="preserve">   - Tidak memahami konteks data Indonesia</w:t>
+        <w:t xml:space="preserve">**Tidak Ada Koreksi Kontekstual**
+</w:t>
+      </w:r>
+    </w:p>
+    <w:p>
+      <w:r>
+        <w:rPr>
+          <w:sz w:val="24"/>
+          <w:szCs w:val="24"/>
+        </w:rPr>
+        <w:t xml:space="preserve">   - Tesseract hanya berbasis visual
+</w:t>
+      </w:r>
+    </w:p>
+    <w:p>
+      <w:r>
+        <w:rPr>
+          <w:sz w:val="24"/>
+          <w:szCs w:val="24"/>
+        </w:rPr>
+        <w:t xml:space="preserve">   - Tidak memahami konteks data Indonesia
+</w:t>
       </w:r>
     </w:p>
     <w:p>
@@ -2742,25 +3033,28 @@
         </w:numPr>
       </w:pPr>
       <w:r>
-        <w:t xml:space="preserve">**Bahasa Training Data Terbatas**</w:t>
-      </w:r>
-    </w:p>
-    <w:p>
-      <w:r>
-        <w:rPr>
-          <w:sz w:val="24"/>
-          <w:szCs w:val="24"/>
-        </w:rPr>
-        <w:t xml:space="preserve">   - Tesseract default trained untuk Latin script</w:t>
-      </w:r>
-    </w:p>
-    <w:p>
-      <w:r>
-        <w:rPr>
-          <w:sz w:val="24"/>
-          <w:szCs w:val="24"/>
-        </w:rPr>
-        <w:t xml:space="preserve">   - Kurang optimal untuk karakteristik font KTP Indonesia</w:t>
+        <w:t xml:space="preserve">**Bahasa Training Data Terbatas**
+</w:t>
+      </w:r>
+    </w:p>
+    <w:p>
+      <w:r>
+        <w:rPr>
+          <w:sz w:val="24"/>
+          <w:szCs w:val="24"/>
+        </w:rPr>
+        <w:t xml:space="preserve">   - Tesseract default trained untuk Latin script
+</w:t>
+      </w:r>
+    </w:p>
+    <w:p>
+      <w:r>
+        <w:rPr>
+          <w:sz w:val="24"/>
+          <w:szCs w:val="24"/>
+        </w:rPr>
+        <w:t xml:space="preserve">   - Kurang optimal untuk karakteristik font KTP Indonesia
+</w:t>
       </w:r>
     </w:p>
     <w:p>
@@ -2775,7 +3069,8 @@
           <w:sz w:val="26"/>
           <w:szCs w:val="26"/>
         </w:rPr>
-        <w:t xml:space="preserve">Rekomendasi Improvement</w:t>
+        <w:t xml:space="preserve">Rekomendasi Improvement
+</w:t>
       </w:r>
       <w:bookmarkEnd w:id="22"/>
     </w:p>
@@ -2790,7 +3085,8 @@
           <w:sz w:val="24"/>
           <w:szCs w:val="24"/>
         </w:rPr>
-        <w:t xml:space="preserve">Short-term (Bisa dilakukan segera):</w:t>
+        <w:t xml:space="preserve">Short-term (Bisa dilakukan segera):
+</w:t>
       </w:r>
     </w:p>
     <w:p>
@@ -2802,34 +3098,38 @@
         </w:numPr>
       </w:pPr>
       <w:r>
-        <w:t xml:space="preserve">**Image Quality Validation**</w:t>
-      </w:r>
-    </w:p>
-    <w:p>
-      <w:r>
-        <w:rPr>
-          <w:sz w:val="24"/>
-          <w:szCs w:val="24"/>
-        </w:rPr>
-        <w:t xml:space="preserve">   - Check blur level sebelum upload</w:t>
-      </w:r>
-    </w:p>
-    <w:p>
-      <w:r>
-        <w:rPr>
-          <w:sz w:val="24"/>
-          <w:szCs w:val="24"/>
-        </w:rPr>
-        <w:t xml:space="preserve">   - Reject otomatis jika quality &lt; threshold</w:t>
-      </w:r>
-    </w:p>
-    <w:p>
-      <w:r>
-        <w:rPr>
-          <w:sz w:val="24"/>
-          <w:szCs w:val="24"/>
-        </w:rPr>
-        <w:t xml:space="preserve">   - Real-time feedback ke user</w:t>
+        <w:t xml:space="preserve">**Image Quality Validation**
+</w:t>
+      </w:r>
+    </w:p>
+    <w:p>
+      <w:r>
+        <w:rPr>
+          <w:sz w:val="24"/>
+          <w:szCs w:val="24"/>
+        </w:rPr>
+        <w:t xml:space="preserve">   - Check blur level sebelum upload
+</w:t>
+      </w:r>
+    </w:p>
+    <w:p>
+      <w:r>
+        <w:rPr>
+          <w:sz w:val="24"/>
+          <w:szCs w:val="24"/>
+        </w:rPr>
+        <w:t xml:space="preserve">   - Reject otomatis jika quality &lt; threshold
+</w:t>
+      </w:r>
+    </w:p>
+    <w:p>
+      <w:r>
+        <w:rPr>
+          <w:sz w:val="24"/>
+          <w:szCs w:val="24"/>
+        </w:rPr>
+        <w:t xml:space="preserve">   - Real-time feedback ke user
+</w:t>
       </w:r>
     </w:p>
     <w:p>
@@ -2841,25 +3141,28 @@
         </w:numPr>
       </w:pPr>
       <w:r>
-        <w:t xml:space="preserve">**Manual Correction Interface**</w:t>
-      </w:r>
-    </w:p>
-    <w:p>
-      <w:r>
-        <w:rPr>
-          <w:sz w:val="24"/>
-          <w:szCs w:val="24"/>
-        </w:rPr>
-        <w:t xml:space="preserve">   - UI untuk admin mengedit hasil OCR</w:t>
-      </w:r>
-    </w:p>
-    <w:p>
-      <w:r>
-        <w:rPr>
-          <w:sz w:val="24"/>
-          <w:szCs w:val="24"/>
-        </w:rPr>
-        <w:t xml:space="preserve">   - Learning dari koreksi untuk improve parser</w:t>
+        <w:t xml:space="preserve">**Manual Correction Interface**
+</w:t>
+      </w:r>
+    </w:p>
+    <w:p>
+      <w:r>
+        <w:rPr>
+          <w:sz w:val="24"/>
+          <w:szCs w:val="24"/>
+        </w:rPr>
+        <w:t xml:space="preserve">   - UI untuk admin mengedit hasil OCR
+</w:t>
+      </w:r>
+    </w:p>
+    <w:p>
+      <w:r>
+        <w:rPr>
+          <w:sz w:val="24"/>
+          <w:szCs w:val="24"/>
+        </w:rPr>
+        <w:t xml:space="preserve">   - Learning dari koreksi untuk improve parser
+</w:t>
       </w:r>
     </w:p>
     <w:p>
@@ -2871,25 +3174,28 @@
         </w:numPr>
       </w:pPr>
       <w:r>
-        <w:t xml:space="preserve">**Template Matching**</w:t>
-      </w:r>
-    </w:p>
-    <w:p>
-      <w:r>
-        <w:rPr>
-          <w:sz w:val="24"/>
-          <w:szCs w:val="24"/>
-        </w:rPr>
-        <w:t xml:space="preserve">   - Detect layout KTP versi tertentu</w:t>
-      </w:r>
-    </w:p>
-    <w:p>
-      <w:r>
-        <w:rPr>
-          <w:sz w:val="24"/>
-          <w:szCs w:val="24"/>
-        </w:rPr>
-        <w:t xml:space="preserve">   - Apply region-specific extraction</w:t>
+        <w:t xml:space="preserve">**Template Matching**
+</w:t>
+      </w:r>
+    </w:p>
+    <w:p>
+      <w:r>
+        <w:rPr>
+          <w:sz w:val="24"/>
+          <w:szCs w:val="24"/>
+        </w:rPr>
+        <w:t xml:space="preserve">   - Detect layout KTP versi tertentu
+</w:t>
+      </w:r>
+    </w:p>
+    <w:p>
+      <w:r>
+        <w:rPr>
+          <w:sz w:val="24"/>
+          <w:szCs w:val="24"/>
+        </w:rPr>
+        <w:t xml:space="preserve">   - Apply region-specific extraction
+</w:t>
       </w:r>
     </w:p>
     <w:p>
@@ -2903,7 +3209,8 @@
           <w:sz w:val="24"/>
           <w:szCs w:val="24"/>
         </w:rPr>
-        <w:t xml:space="preserve">Medium-term (Butuh investasi):</w:t>
+        <w:t xml:space="preserve">Medium-term (Butuh investasi):
+</w:t>
       </w:r>
     </w:p>
     <w:p>
@@ -2915,43 +3222,48 @@
         </w:numPr>
       </w:pPr>
       <w:r>
-        <w:t xml:space="preserve">**Cloud OCR API Integration**</w:t>
-      </w:r>
-    </w:p>
-    <w:p>
-      <w:r>
-        <w:rPr>
-          <w:sz w:val="24"/>
-          <w:szCs w:val="24"/>
-        </w:rPr>
-        <w:t xml:space="preserve">   - Google Cloud Vision API</w:t>
-      </w:r>
-    </w:p>
-    <w:p>
-      <w:r>
-        <w:rPr>
-          <w:sz w:val="24"/>
-          <w:szCs w:val="24"/>
-        </w:rPr>
-        <w:t xml:space="preserve">   - Azure Computer Vision</w:t>
-      </w:r>
-    </w:p>
-    <w:p>
-      <w:r>
-        <w:rPr>
-          <w:sz w:val="24"/>
-          <w:szCs w:val="24"/>
-        </w:rPr>
-        <w:t xml:space="preserve">   - Accurate untuk foto real-world (85-95%)</w:t>
-      </w:r>
-    </w:p>
-    <w:p>
-      <w:r>
-        <w:rPr>
-          <w:sz w:val="24"/>
-          <w:szCs w:val="24"/>
-        </w:rPr>
-        <w:t xml:space="preserve">   - Trade-off: Biaya + latency</w:t>
+        <w:t xml:space="preserve">**Cloud OCR API Integration**
+</w:t>
+      </w:r>
+    </w:p>
+    <w:p>
+      <w:r>
+        <w:rPr>
+          <w:sz w:val="24"/>
+          <w:szCs w:val="24"/>
+        </w:rPr>
+        <w:t xml:space="preserve">   - Google Cloud Vision API
+</w:t>
+      </w:r>
+    </w:p>
+    <w:p>
+      <w:r>
+        <w:rPr>
+          <w:sz w:val="24"/>
+          <w:szCs w:val="24"/>
+        </w:rPr>
+        <w:t xml:space="preserve">   - Azure Computer Vision
+</w:t>
+      </w:r>
+    </w:p>
+    <w:p>
+      <w:r>
+        <w:rPr>
+          <w:sz w:val="24"/>
+          <w:szCs w:val="24"/>
+        </w:rPr>
+        <w:t xml:space="preserve">   - Accurate untuk foto real-world (85-95%)
+</w:t>
+      </w:r>
+    </w:p>
+    <w:p>
+      <w:r>
+        <w:rPr>
+          <w:sz w:val="24"/>
+          <w:szCs w:val="24"/>
+        </w:rPr>
+        <w:t xml:space="preserve">   - Trade-off: Biaya + latency
+</w:t>
       </w:r>
     </w:p>
     <w:p>
@@ -2963,34 +3275,38 @@
         </w:numPr>
       </w:pPr>
       <w:r>
-        <w:t xml:space="preserve">**Custom Model Training**</w:t>
-      </w:r>
-    </w:p>
-    <w:p>
-      <w:r>
-        <w:rPr>
-          <w:sz w:val="24"/>
-          <w:szCs w:val="24"/>
-        </w:rPr>
-        <w:t xml:space="preserve">   - Train Tesseract dengan dataset KTP Indonesia</w:t>
-      </w:r>
-    </w:p>
-    <w:p>
-      <w:r>
-        <w:rPr>
-          <w:sz w:val="24"/>
-          <w:szCs w:val="24"/>
-        </w:rPr>
-        <w:t xml:space="preserve">   - Butuh 100+ sample annotated</w:t>
-      </w:r>
-    </w:p>
-    <w:p>
-      <w:r>
-        <w:rPr>
-          <w:sz w:val="24"/>
-          <w:szCs w:val="24"/>
-        </w:rPr>
-        <w:t xml:space="preserve">   - Improve accuracy 20-30%</w:t>
+        <w:t xml:space="preserve">**Custom Model Training**
+</w:t>
+      </w:r>
+    </w:p>
+    <w:p>
+      <w:r>
+        <w:rPr>
+          <w:sz w:val="24"/>
+          <w:szCs w:val="24"/>
+        </w:rPr>
+        <w:t xml:space="preserve">   - Train Tesseract dengan dataset KTP Indonesia
+</w:t>
+      </w:r>
+    </w:p>
+    <w:p>
+      <w:r>
+        <w:rPr>
+          <w:sz w:val="24"/>
+          <w:szCs w:val="24"/>
+        </w:rPr>
+        <w:t xml:space="preserve">   - Butuh 100+ sample annotated
+</w:t>
+      </w:r>
+    </w:p>
+    <w:p>
+      <w:r>
+        <w:rPr>
+          <w:sz w:val="24"/>
+          <w:szCs w:val="24"/>
+        </w:rPr>
+        <w:t xml:space="preserve">   - Improve accuracy 20-30%
+</w:t>
       </w:r>
     </w:p>
     <w:p>
@@ -3004,7 +3320,8 @@
           <w:sz w:val="24"/>
           <w:szCs w:val="24"/>
         </w:rPr>
-        <w:t xml:space="preserve">Long-term (Strategic):</w:t>
+        <w:t xml:space="preserve">Long-term (Strategic):
+</w:t>
       </w:r>
     </w:p>
     <w:p>
@@ -3016,34 +3333,38 @@
         </w:numPr>
       </w:pPr>
       <w:r>
-        <w:t xml:space="preserve">**Deep Learning Approach**</w:t>
-      </w:r>
-    </w:p>
-    <w:p>
-      <w:r>
-        <w:rPr>
-          <w:sz w:val="24"/>
-          <w:szCs w:val="24"/>
-        </w:rPr>
-        <w:t xml:space="preserve">   - Fine-tune pretrained OCR model (PaddleOCR, EasyOCR)</w:t>
-      </w:r>
-    </w:p>
-    <w:p>
-      <w:r>
-        <w:rPr>
-          <w:sz w:val="24"/>
-          <w:szCs w:val="24"/>
-        </w:rPr>
-        <w:t xml:space="preserve">   - Dataset spesifik KTP Indonesia</w:t>
-      </w:r>
-    </w:p>
-    <w:p>
-      <w:r>
-        <w:rPr>
-          <w:sz w:val="24"/>
-          <w:szCs w:val="24"/>
-        </w:rPr>
-        <w:t xml:space="preserve">   - Accuracy target: 90%+ untuk foto real</w:t>
+        <w:t xml:space="preserve">**Deep Learning Approach**
+</w:t>
+      </w:r>
+    </w:p>
+    <w:p>
+      <w:r>
+        <w:rPr>
+          <w:sz w:val="24"/>
+          <w:szCs w:val="24"/>
+        </w:rPr>
+        <w:t xml:space="preserve">   - Fine-tune pretrained OCR model (PaddleOCR, EasyOCR)
+</w:t>
+      </w:r>
+    </w:p>
+    <w:p>
+      <w:r>
+        <w:rPr>
+          <w:sz w:val="24"/>
+          <w:szCs w:val="24"/>
+        </w:rPr>
+        <w:t xml:space="preserve">   - Dataset spesifik KTP Indonesia
+</w:t>
+      </w:r>
+    </w:p>
+    <w:p>
+      <w:r>
+        <w:rPr>
+          <w:sz w:val="24"/>
+          <w:szCs w:val="24"/>
+        </w:rPr>
+        <w:t xml:space="preserve">   - Accuracy target: 90%+ untuk foto real
+</w:t>
       </w:r>
     </w:p>
     <w:p>
@@ -3055,25 +3376,28 @@
         </w:numPr>
       </w:pPr>
       <w:r>
-        <w:t xml:space="preserve">**Multi-document Support**</w:t>
-      </w:r>
-    </w:p>
-    <w:p>
-      <w:r>
-        <w:rPr>
-          <w:sz w:val="24"/>
-          <w:szCs w:val="24"/>
-        </w:rPr>
-        <w:t xml:space="preserve">   - KK, NPWP, Ijazah, dll</w:t>
-      </w:r>
-    </w:p>
-    <w:p>
-      <w:r>
-        <w:rPr>
-          <w:sz w:val="24"/>
-          <w:szCs w:val="24"/>
-        </w:rPr>
-        <w:t xml:space="preserve">   - Document type classifier</w:t>
+        <w:t xml:space="preserve">**Multi-document Support**
+</w:t>
+      </w:r>
+    </w:p>
+    <w:p>
+      <w:r>
+        <w:rPr>
+          <w:sz w:val="24"/>
+          <w:szCs w:val="24"/>
+        </w:rPr>
+        <w:t xml:space="preserve">   - KK, NPWP, Ijazah, dll
+</w:t>
+      </w:r>
+    </w:p>
+    <w:p>
+      <w:r>
+        <w:rPr>
+          <w:sz w:val="24"/>
+          <w:szCs w:val="24"/>
+        </w:rPr>
+        <w:t xml:space="preserve">   - Document type classifier
+</w:t>
       </w:r>
     </w:p>
     <w:p>
@@ -3088,7 +3412,8 @@
           <w:sz w:val="28"/>
           <w:szCs w:val="28"/>
         </w:rPr>
-        <w:t xml:space="preserve">Database Changes</w:t>
+        <w:t xml:space="preserve">Database Changes
+</w:t>
       </w:r>
       <w:bookmarkEnd w:id="23"/>
     </w:p>
@@ -3098,7 +3423,8 @@
           <w:sz w:val="24"/>
           <w:szCs w:val="24"/>
         </w:rPr>
-        <w:t xml:space="preserve">Migration yang sudah dijalankan:</w:t>
+        <w:t xml:space="preserve">Migration yang sudah dijalankan:
+</w:t>
       </w:r>
     </w:p>
     <w:p>
@@ -3117,7 +3443,8 @@
 ALTER TABLE core_dokumen ADD COLUMN extracted_data JSON DEFAULT '{}';
 ALTER TABLE core_dokumen ADD COLUMN ai_verified BOOLEAN DEFAULT FALSE;
 ALTER TABLE core_dokumen ADD COLUMN ai_verification_notes TEXT;
-ALTER TABLE core_dokumen ADD COLUMN ocr_processed_at DATETIME;</w:t>
+ALTER TABLE core_dokumen ADD COLUMN ocr_processed_at DATETIME;
+</w:t>
       </w:r>
     </w:p>
     <w:p>
@@ -3132,7 +3459,8 @@
           <w:sz w:val="28"/>
           <w:szCs w:val="28"/>
         </w:rPr>
-        <w:t xml:space="preserve">Performance Metrics</w:t>
+        <w:t xml:space="preserve">Performance Metrics
+</w:t>
       </w:r>
       <w:bookmarkEnd w:id="24"/>
     </w:p>
@@ -3148,7 +3476,8 @@
           <w:sz w:val="26"/>
           <w:szCs w:val="26"/>
         </w:rPr>
-        <w:t xml:space="preserve">Processing Time</w:t>
+        <w:t xml:space="preserve">Processing Time
+</w:t>
       </w:r>
       <w:bookmarkEnd w:id="25"/>
     </w:p>
@@ -3161,43 +3490,47 @@
         </w:numPr>
       </w:pPr>
       <w:r>
-        <w:t xml:space="preserve">**Upload to OCR Start:** &lt; 1 detik (async)</w:t>
-      </w:r>
-    </w:p>
-    <w:p>
-      <w:pPr>
-        <w:pStyle w:val="ListParagraph"/>
-        <w:numPr>
-          <w:ilvl w:val="0"/>
-          <w:numId w:val="2"/>
-        </w:numPr>
-      </w:pPr>
-      <w:r>
-        <w:t xml:space="preserve">**OCR Processing:** 2-5 detik per gambar</w:t>
-      </w:r>
-    </w:p>
-    <w:p>
-      <w:pPr>
-        <w:pStyle w:val="ListParagraph"/>
-        <w:numPr>
-          <w:ilvl w:val="0"/>
-          <w:numId w:val="2"/>
-        </w:numPr>
-      </w:pPr>
-      <w:r>
-        <w:t xml:space="preserve">**Parsing:** &lt; 100ms</w:t>
-      </w:r>
-    </w:p>
-    <w:p>
-      <w:pPr>
-        <w:pStyle w:val="ListParagraph"/>
-        <w:numPr>
-          <w:ilvl w:val="0"/>
-          <w:numId w:val="2"/>
-        </w:numPr>
-      </w:pPr>
-      <w:r>
-        <w:t xml:space="preserve">**Total End-to-End:** 3-6 detik</w:t>
+        <w:t xml:space="preserve">**Upload to OCR Start:** &lt; 1 detik (async)
+</w:t>
+      </w:r>
+    </w:p>
+    <w:p>
+      <w:pPr>
+        <w:pStyle w:val="ListParagraph"/>
+        <w:numPr>
+          <w:ilvl w:val="0"/>
+          <w:numId w:val="2"/>
+        </w:numPr>
+      </w:pPr>
+      <w:r>
+        <w:t xml:space="preserve">**OCR Processing:** 2-5 detik per gambar
+</w:t>
+      </w:r>
+    </w:p>
+    <w:p>
+      <w:pPr>
+        <w:pStyle w:val="ListParagraph"/>
+        <w:numPr>
+          <w:ilvl w:val="0"/>
+          <w:numId w:val="2"/>
+        </w:numPr>
+      </w:pPr>
+      <w:r>
+        <w:t xml:space="preserve">**Parsing:** &lt; 100ms
+</w:t>
+      </w:r>
+    </w:p>
+    <w:p>
+      <w:pPr>
+        <w:pStyle w:val="ListParagraph"/>
+        <w:numPr>
+          <w:ilvl w:val="0"/>
+          <w:numId w:val="2"/>
+        </w:numPr>
+      </w:pPr>
+      <w:r>
+        <w:t xml:space="preserve">**Total End-to-End:** 3-6 detik
+</w:t>
       </w:r>
     </w:p>
     <w:p>
@@ -3212,7 +3545,8 @@
           <w:sz w:val="26"/>
           <w:szCs w:val="26"/>
         </w:rPr>
-        <w:t xml:space="preserve">Resource Usage</w:t>
+        <w:t xml:space="preserve">Resource Usage
+</w:t>
       </w:r>
       <w:bookmarkEnd w:id="26"/>
     </w:p>
@@ -3225,31 +3559,34 @@
         </w:numPr>
       </w:pPr>
       <w:r>
-        <w:t xml:space="preserve">**CPU:** Spike 20-30% selama OCR</w:t>
-      </w:r>
-    </w:p>
-    <w:p>
-      <w:pPr>
-        <w:pStyle w:val="ListParagraph"/>
-        <w:numPr>
-          <w:ilvl w:val="0"/>
-          <w:numId w:val="2"/>
-        </w:numPr>
-      </w:pPr>
-      <w:r>
-        <w:t xml:space="preserve">**Memory:** +50MB per concurrent OCR</w:t>
-      </w:r>
-    </w:p>
-    <w:p>
-      <w:pPr>
-        <w:pStyle w:val="ListParagraph"/>
-        <w:numPr>
-          <w:ilvl w:val="0"/>
-          <w:numId w:val="2"/>
-        </w:numPr>
-      </w:pPr>
-      <w:r>
-        <w:t xml:space="preserve">**Disk:** ~1MB per processed image (temporary)</w:t>
+        <w:t xml:space="preserve">**CPU:** Spike 20-30% selama OCR
+</w:t>
+      </w:r>
+    </w:p>
+    <w:p>
+      <w:pPr>
+        <w:pStyle w:val="ListParagraph"/>
+        <w:numPr>
+          <w:ilvl w:val="0"/>
+          <w:numId w:val="2"/>
+        </w:numPr>
+      </w:pPr>
+      <w:r>
+        <w:t xml:space="preserve">**Memory:** +50MB per concurrent OCR
+</w:t>
+      </w:r>
+    </w:p>
+    <w:p>
+      <w:pPr>
+        <w:pStyle w:val="ListParagraph"/>
+        <w:numPr>
+          <w:ilvl w:val="0"/>
+          <w:numId w:val="2"/>
+        </w:numPr>
+      </w:pPr>
+      <w:r>
+        <w:t xml:space="preserve">**Disk:** ~1MB per processed image (temporary)
+</w:t>
       </w:r>
     </w:p>
     <w:p>
@@ -3264,7 +3601,8 @@
           <w:sz w:val="26"/>
           <w:szCs w:val="26"/>
         </w:rPr>
-        <w:t xml:space="preserve">Scalability</w:t>
+        <w:t xml:space="preserve">Scalability
+</w:t>
       </w:r>
       <w:bookmarkEnd w:id="27"/>
     </w:p>
@@ -3277,31 +3615,34 @@
         </w:numPr>
       </w:pPr>
       <w:r>
-        <w:t xml:space="preserve">Current: Sequential processing (thread per request)</w:t>
-      </w:r>
-    </w:p>
-    <w:p>
-      <w:pPr>
-        <w:pStyle w:val="ListParagraph"/>
-        <w:numPr>
-          <w:ilvl w:val="0"/>
-          <w:numId w:val="2"/>
-        </w:numPr>
-      </w:pPr>
-      <w:r>
-        <w:t xml:space="preserve">Bottleneck: Tesseract single-threaded</w:t>
-      </w:r>
-    </w:p>
-    <w:p>
-      <w:pPr>
-        <w:pStyle w:val="ListParagraph"/>
-        <w:numPr>
-          <w:ilvl w:val="0"/>
-          <w:numId w:val="2"/>
-        </w:numPr>
-      </w:pPr>
-      <w:r>
-        <w:t xml:space="preserve">Recommendation untuk production: Queue system (Celery)</w:t>
+        <w:t xml:space="preserve">Current: Sequential processing (thread per request)
+</w:t>
+      </w:r>
+    </w:p>
+    <w:p>
+      <w:pPr>
+        <w:pStyle w:val="ListParagraph"/>
+        <w:numPr>
+          <w:ilvl w:val="0"/>
+          <w:numId w:val="2"/>
+        </w:numPr>
+      </w:pPr>
+      <w:r>
+        <w:t xml:space="preserve">Bottleneck: Tesseract single-threaded
+</w:t>
+      </w:r>
+    </w:p>
+    <w:p>
+      <w:pPr>
+        <w:pStyle w:val="ListParagraph"/>
+        <w:numPr>
+          <w:ilvl w:val="0"/>
+          <w:numId w:val="2"/>
+        </w:numPr>
+      </w:pPr>
+      <w:r>
+        <w:t xml:space="preserve">Recommendation untuk production: Queue system (Celery)
+</w:t>
       </w:r>
     </w:p>
     <w:p>
@@ -3316,7 +3657,8 @@
           <w:sz w:val="28"/>
           <w:szCs w:val="28"/>
         </w:rPr>
-        <w:t xml:space="preserve">Security Considerations</w:t>
+        <w:t xml:space="preserve">Security Considerations
+</w:t>
       </w:r>
       <w:bookmarkEnd w:id="28"/>
     </w:p>
@@ -3329,34 +3671,38 @@
         </w:numPr>
       </w:pPr>
       <w:r>
-        <w:t xml:space="preserve">**Data Sensitivity**</w:t>
-      </w:r>
-    </w:p>
-    <w:p>
-      <w:r>
-        <w:rPr>
-          <w:sz w:val="24"/>
-          <w:szCs w:val="24"/>
-        </w:rPr>
-        <w:t xml:space="preserve">   - OCR text disimpan di database (encrypted at rest recommended)</w:t>
-      </w:r>
-    </w:p>
-    <w:p>
-      <w:r>
-        <w:rPr>
-          <w:sz w:val="24"/>
-          <w:szCs w:val="24"/>
-        </w:rPr>
-        <w:t xml:space="preserve">   - Temporary images dihapus setelah processing</w:t>
-      </w:r>
-    </w:p>
-    <w:p>
-      <w:r>
-        <w:rPr>
-          <w:sz w:val="24"/>
-          <w:szCs w:val="24"/>
-        </w:rPr>
-        <w:t xml:space="preserve">   - Access control pada API endpoints</w:t>
+        <w:t xml:space="preserve">**Data Sensitivity**
+</w:t>
+      </w:r>
+    </w:p>
+    <w:p>
+      <w:r>
+        <w:rPr>
+          <w:sz w:val="24"/>
+          <w:szCs w:val="24"/>
+        </w:rPr>
+        <w:t xml:space="preserve">   - OCR text disimpan di database (encrypted at rest recommended)
+</w:t>
+      </w:r>
+    </w:p>
+    <w:p>
+      <w:r>
+        <w:rPr>
+          <w:sz w:val="24"/>
+          <w:szCs w:val="24"/>
+        </w:rPr>
+        <w:t xml:space="preserve">   - Temporary images dihapus setelah processing
+</w:t>
+      </w:r>
+    </w:p>
+    <w:p>
+      <w:r>
+        <w:rPr>
+          <w:sz w:val="24"/>
+          <w:szCs w:val="24"/>
+        </w:rPr>
+        <w:t xml:space="preserve">   - Access control pada API endpoints
+</w:t>
       </w:r>
     </w:p>
     <w:p>
@@ -3368,34 +3714,38 @@
         </w:numPr>
       </w:pPr>
       <w:r>
-        <w:t xml:space="preserve">**Input Validation**</w:t>
-      </w:r>
-    </w:p>
-    <w:p>
-      <w:r>
-        <w:rPr>
-          <w:sz w:val="24"/>
-          <w:szCs w:val="24"/>
-        </w:rPr>
-        <w:t xml:space="preserve">   - File type whitelist: JPG, PNG, PDF</w:t>
-      </w:r>
-    </w:p>
-    <w:p>
-      <w:r>
-        <w:rPr>
-          <w:sz w:val="24"/>
-          <w:szCs w:val="24"/>
-        </w:rPr>
-        <w:t xml:space="preserve">   - Size limit: 5MB</w:t>
-      </w:r>
-    </w:p>
-    <w:p>
-      <w:r>
-        <w:rPr>
-          <w:sz w:val="24"/>
-          <w:szCs w:val="24"/>
-        </w:rPr>
-        <w:t xml:space="preserve">   - Magic number verification</w:t>
+        <w:t xml:space="preserve">**Input Validation**
+</w:t>
+      </w:r>
+    </w:p>
+    <w:p>
+      <w:r>
+        <w:rPr>
+          <w:sz w:val="24"/>
+          <w:szCs w:val="24"/>
+        </w:rPr>
+        <w:t xml:space="preserve">   - File type whitelist: JPG, PNG, PDF
+</w:t>
+      </w:r>
+    </w:p>
+    <w:p>
+      <w:r>
+        <w:rPr>
+          <w:sz w:val="24"/>
+          <w:szCs w:val="24"/>
+        </w:rPr>
+        <w:t xml:space="preserve">   - Size limit: 5MB
+</w:t>
+      </w:r>
+    </w:p>
+    <w:p>
+      <w:r>
+        <w:rPr>
+          <w:sz w:val="24"/>
+          <w:szCs w:val="24"/>
+        </w:rPr>
+        <w:t xml:space="preserve">   - Magic number verification
+</w:t>
       </w:r>
     </w:p>
     <w:p>
@@ -3407,25 +3757,98 @@
         </w:numPr>
       </w:pPr>
       <w:r>
-        <w:t xml:space="preserve">**Rate Limiting**</w:t>
-      </w:r>
-    </w:p>
-    <w:p>
-      <w:r>
-        <w:rPr>
-          <w:sz w:val="24"/>
-          <w:szCs w:val="24"/>
-        </w:rPr>
-        <w:t xml:space="preserve">   - Belum diimplementasikan</w:t>
-      </w:r>
-    </w:p>
-    <w:p>
-      <w:r>
-        <w:rPr>
-          <w:sz w:val="24"/>
-          <w:szCs w:val="24"/>
-        </w:rPr>
-        <w:t xml:space="preserve">   - Recommended: Max 10 OCR/hour per user</w:t>
+        <w:t xml:space="preserve">**Rate Limiting**
+</w:t>
+      </w:r>
+    </w:p>
+    <w:p>
+      <w:r>
+        <w:rPr>
+          <w:sz w:val="24"/>
+          <w:szCs w:val="24"/>
+        </w:rPr>
+        <w:t xml:space="preserve">   - Sudah berjalan untuk jalur publik lewat `core/throttle.py`
+</w:t>
+      </w:r>
+    </w:p>
+    <w:p>
+      <w:r>
+        <w:rPr>
+          <w:sz w:val="24"/>
+          <w:szCs w:val="24"/>
+        </w:rPr>
+        <w:t xml:space="preserve">     (`throttle_public`): 60 permintaan / 5 menit secara bawaan, 30 / 5 menit
+</w:t>
+      </w:r>
+    </w:p>
+    <w:p>
+      <w:r>
+        <w:rPr>
+          <w:sz w:val="24"/>
+          <w:szCs w:val="24"/>
+        </w:rPr>
+        <w:t xml:space="preserve">     untuk `api/validate-nik/`, dan 120 / 5 menit untuk statistik beranda.
+</w:t>
+      </w:r>
+    </w:p>
+    <w:p>
+      <w:r>
+        <w:rPr>
+          <w:sz w:val="24"/>
+          <w:szCs w:val="24"/>
+        </w:rPr>
+        <w:t xml:space="preserve">     Kunci penghitungnya IP asli di belakang Apache (`client_ip`), bukan
+</w:t>
+      </w:r>
+    </w:p>
+    <w:p>
+      <w:r>
+        <w:rPr>
+          <w:sz w:val="24"/>
+          <w:szCs w:val="24"/>
+        </w:rPr>
+        <w:t xml:space="preserve">     `REMOTE_ADDR` yang selalu 127.0.0.1.
+</w:t>
+      </w:r>
+    </w:p>
+    <w:p>
+      <w:r>
+        <w:rPr>
+          <w:sz w:val="24"/>
+          <w:szCs w:val="24"/>
+        </w:rPr>
+        <w:t xml:space="preserve">   - Jalur OCR sendiri (`/api/trigger-ocr/&lt;pk&gt;/`) dikunci khusus petugas,
+</w:t>
+      </w:r>
+    </w:p>
+    <w:p>
+      <w:r>
+        <w:rPr>
+          <w:sz w:val="24"/>
+          <w:szCs w:val="24"/>
+        </w:rPr>
+        <w:t xml:space="preserve">     menerima hanya POST, dan dibatasi konkurensinya oleh semaphore dua slot,
+</w:t>
+      </w:r>
+    </w:p>
+    <w:p>
+      <w:r>
+        <w:rPr>
+          <w:sz w:val="24"/>
+          <w:szCs w:val="24"/>
+        </w:rPr>
+        <w:t xml:space="preserve">     jadi belum perlu kuota "10 OCR/jam per pengguna" seperti yang direkomendasikan
+</w:t>
+      </w:r>
+    </w:p>
+    <w:p>
+      <w:r>
+        <w:rPr>
+          <w:sz w:val="24"/>
+          <w:szCs w:val="24"/>
+        </w:rPr>
+        <w:t xml:space="preserve">     semula.
+</w:t>
       </w:r>
     </w:p>
     <w:p>
@@ -3440,7 +3863,8 @@
           <w:sz w:val="28"/>
           <w:szCs w:val="28"/>
         </w:rPr>
-        <w:t xml:space="preserve">Deployment Checklist</w:t>
+        <w:t xml:space="preserve">Deployment Checklist
+</w:t>
       </w:r>
       <w:bookmarkEnd w:id="29"/>
     </w:p>
@@ -3456,7 +3880,8 @@
           <w:sz w:val="26"/>
           <w:szCs w:val="26"/>
         </w:rPr>
-        <w:t xml:space="preserve">Prerequisites</w:t>
+        <w:t xml:space="preserve">Prerequisites
+</w:t>
       </w:r>
       <w:bookmarkEnd w:id="30"/>
     </w:p>
@@ -3520,7 +3945,8 @@
           <w:sz w:val="26"/>
           <w:szCs w:val="26"/>
         </w:rPr>
-        <w:t xml:space="preserve">Configuration</w:t>
+        <w:t xml:space="preserve">Configuration
+</w:t>
       </w:r>
       <w:bookmarkEnd w:id="31"/>
     </w:p>
@@ -3572,7 +3998,8 @@
           <w:sz w:val="26"/>
           <w:szCs w:val="26"/>
         </w:rPr>
-        <w:t xml:space="preserve">Testing</w:t>
+        <w:t xml:space="preserve">Testing
+</w:t>
       </w:r>
       <w:bookmarkEnd w:id="32"/>
     </w:p>
@@ -3636,7 +4063,8 @@
           <w:sz w:val="26"/>
           <w:szCs w:val="26"/>
         </w:rPr>
-        <w:t xml:space="preserve">Documentation</w:t>
+        <w:t xml:space="preserve">Documentation
+</w:t>
       </w:r>
       <w:bookmarkEnd w:id="33"/>
     </w:p>
@@ -3700,7 +4128,8 @@
           <w:sz w:val="28"/>
           <w:szCs w:val="28"/>
         </w:rPr>
-        <w:t xml:space="preserve">Kesimpulan</w:t>
+        <w:t xml:space="preserve">Kesimpulan
+</w:t>
       </w:r>
       <w:bookmarkEnd w:id="34"/>
     </w:p>
@@ -3710,16 +4139,18 @@
           <w:sz w:val="24"/>
           <w:szCs w:val="24"/>
         </w:rPr>
-        <w:t xml:space="preserve">Implementasi OCR untuk SIPPER telah mencapai target fungsional dengan akurasi excellent untuk gambar berkualitas baik. Keterbatasan pada foto real-world adalah inherent dari teknologi Tesseract dan dapat diimprove dengan strategi hybrid (local + cloud) atau custom model training.</w:t>
-      </w:r>
-    </w:p>
-    <w:p>
-      <w:r>
-        <w:rPr>
-          <w:sz w:val="24"/>
-          <w:szCs w:val="24"/>
-        </w:rPr>
-        <w:t xml:space="preserve">Sistem siap untuk production use dengan catatan:</w:t>
+        <w:t xml:space="preserve">Implementasi OCR untuk SIPPER telah mencapai target fungsional dengan akurasi excellent untuk gambar berkualitas baik. Keterbatasan pada foto real-world adalah inherent dari teknologi Tesseract dan dapat diimprove dengan strategi hybrid (local + cloud) atau custom model training.
+</w:t>
+      </w:r>
+    </w:p>
+    <w:p>
+      <w:r>
+        <w:rPr>
+          <w:sz w:val="24"/>
+          <w:szCs w:val="24"/>
+        </w:rPr>
+        <w:t xml:space="preserve">Sistem siap untuk production use dengan catatan:
+</w:t>
       </w:r>
     </w:p>
     <w:p>
@@ -3731,7 +4162,8 @@
         </w:numPr>
       </w:pPr>
       <w:r>
-        <w:t xml:space="preserve">User education tentang kualitas foto (sudah ada panduan)</w:t>
+        <w:t xml:space="preserve">User education tentang kualitas foto (sudah ada panduan)
+</w:t>
       </w:r>
     </w:p>
     <w:p>
@@ -3743,7 +4175,8 @@
         </w:numPr>
       </w:pPr>
       <w:r>
-        <w:t xml:space="preserve">Manual review workflow untuk hasil low-confidence</w:t>
+        <w:t xml:space="preserve">Manual review workflow untuk hasil low-confidence
+</w:t>
       </w:r>
     </w:p>
     <w:p>
@@ -3755,7 +4188,8 @@
         </w:numPr>
       </w:pPr>
       <w:r>
-        <w:t xml:space="preserve">Monitoring dan logging untuk continuous improvement</w:t>
+        <w:t xml:space="preserve">Monitoring dan logging untuk continuous improvement
+</w:t>
       </w:r>
     </w:p>
     <w:p>
@@ -3770,7 +4204,8 @@
           <w:sz w:val="26"/>
           <w:szCs w:val="26"/>
         </w:rPr>
-        <w:t xml:space="preserve">Next Steps yang Direkomendasikan</w:t>
+        <w:t xml:space="preserve">Next Steps yang Direkomendasikan
+</w:t>
       </w:r>
       <w:bookmarkEnd w:id="35"/>
     </w:p>
@@ -3783,7 +4218,8 @@
         </w:numPr>
       </w:pPr>
       <w:r>
-        <w:t xml:space="preserve">**Deploy ke staging** untuk user testing lebih luas</w:t>
+        <w:t xml:space="preserve">**Deploy ke staging** untuk user testing lebih luas
+</w:t>
       </w:r>
     </w:p>
     <w:p>
@@ -3795,7 +4231,8 @@
         </w:numPr>
       </w:pPr>
       <w:r>
-        <w:t xml:space="preserve">**Kumpulkan dataset** foto KTP real untuk analisis pattern</w:t>
+        <w:t xml:space="preserve">**Kumpulkan dataset** foto KTP real untuk analisis pattern
+</w:t>
       </w:r>
     </w:p>
     <w:p>
@@ -3807,7 +4244,8 @@
         </w:numPr>
       </w:pPr>
       <w:r>
-        <w:t xml:space="preserve">**Implement image quality check** sebelum upload</w:t>
+        <w:t xml:space="preserve">**Implement image quality check** sebelum upload
+</w:t>
       </w:r>
     </w:p>
     <w:p>
@@ -3819,7 +4257,8 @@
         </w:numPr>
       </w:pPr>
       <w:r>
-        <w:t xml:space="preserve">**Evaluate cloud OCR** jika akurasi &lt; 70% tidak acceptable</w:t>
+        <w:t xml:space="preserve">**Evaluate cloud OCR** jika akurasi &lt; 70% tidak acceptable
+</w:t>
       </w:r>
     </w:p>
     <w:p>
@@ -3837,7 +4276,8 @@
           <w:sz w:val="24"/>
           <w:szCs w:val="24"/>
         </w:rPr>
-        <w:t xml:space="preserve"> AI Assistant  </w:t>
+        <w:t xml:space="preserve"> AI Assistant  
+</w:t>
       </w:r>
     </w:p>
     <w:p>
@@ -3855,7 +4295,8 @@
           <w:sz w:val="24"/>
           <w:szCs w:val="24"/>
         </w:rPr>
-        <w:t xml:space="preserve"> -  </w:t>
+        <w:t xml:space="preserve"> -  
+</w:t>
       </w:r>
     </w:p>
     <w:p>
@@ -3873,16 +4314,18 @@
           <w:sz w:val="24"/>
           <w:szCs w:val="24"/>
         </w:rPr>
-        <w:t xml:space="preserve"> -  </w:t>
-      </w:r>
-    </w:p>
-    <w:p>
-      <w:r>
-        <w:rPr>
-          <w:sz w:val="24"/>
-          <w:szCs w:val="24"/>
-        </w:rPr>
-        <w:t xml:space="preserve">*Document version: 1.0 | Last updated: 2026-10-07*</w:t>
+        <w:t xml:space="preserve"> -  
+</w:t>
+      </w:r>
+    </w:p>
+    <w:p>
+      <w:r>
+        <w:rPr>
+          <w:sz w:val="24"/>
+          <w:szCs w:val="24"/>
+        </w:rPr>
+        <w:t xml:space="preserve">*Document version: 1.0 | Last updated: 2026-10-07*
+</w:t>
       </w:r>
     </w:p>
     <w:sectPr>
@@ -3945,8 +4388,14 @@
     </w:r>
     <w:r>
       <w:fldChar w:fldCharType="begin"/>
+    </w:r>
+    <w:r>
       <w:instrText xml:space="preserve">PAGE</w:instrText>
+    </w:r>
+    <w:r>
       <w:fldChar w:fldCharType="separate"/>
+    </w:r>
+    <w:r>
       <w:fldChar w:fldCharType="end"/>
     </w:r>
   </w:p>
@@ -4205,6 +4654,139 @@
     <w:basedOn w:val="Normal"/>
     <w:qFormat/>
   </w:style>
+  <w:style w:type="paragraph" w:styleId="Caption">
+    <w:name w:val="caption"/>
+    <w:basedOn w:val="Normal"/>
+    <w:next w:val="Normal"/>
+    <w:uiPriority w:val="35"/>
+    <w:semiHidden/>
+    <w:unhideWhenUsed/>
+    <w:qFormat/>
+    <w:pPr>
+      <w:spacing w:after="200"/>
+    </w:pPr>
+    <w:rPr>
+      <w:i/>
+      <w:iCs/>
+      <w:color w:val="44546A" w:themeColor="dark2"/>
+      <w:sz w:val="18"/>
+      <w:szCs w:val="18"/>
+    </w:rPr>
+  </w:style>
+  <w:style w:type="paragraph" w:styleId="Bibliography">
+    <w:name w:val="Bibliography"/>
+    <w:basedOn w:val="Normal"/>
+    <w:next w:val="Normal"/>
+    <w:uiPriority w:val="37"/>
+    <w:unhideWhenUsed/>
+  </w:style>
+  <w:style w:type="paragraph" w:styleId="TOC1">
+    <w:name w:val="toc 1"/>
+    <w:basedOn w:val="Normal"/>
+    <w:next w:val="Normal"/>
+    <w:uiPriority w:val="39"/>
+    <w:semiHidden/>
+    <w:unhideWhenUsed/>
+    <w:pPr>
+      <w:spacing w:after="100"/>
+    </w:pPr>
+  </w:style>
+  <w:style w:type="paragraph" w:styleId="TOC2">
+    <w:name w:val="toc 2"/>
+    <w:basedOn w:val="Normal"/>
+    <w:next w:val="Normal"/>
+    <w:uiPriority w:val="39"/>
+    <w:semiHidden/>
+    <w:unhideWhenUsed/>
+    <w:pPr>
+      <w:spacing w:after="100"/>
+      <w:ind w:left="240"/>
+    </w:pPr>
+  </w:style>
+  <w:style w:type="paragraph" w:styleId="TOC3">
+    <w:name w:val="toc 3"/>
+    <w:basedOn w:val="Normal"/>
+    <w:next w:val="Normal"/>
+    <w:uiPriority w:val="39"/>
+    <w:semiHidden/>
+    <w:unhideWhenUsed/>
+    <w:pPr>
+      <w:spacing w:after="100"/>
+      <w:ind w:left="480"/>
+    </w:pPr>
+  </w:style>
+  <w:style w:type="paragraph" w:styleId="TOC4">
+    <w:name w:val="toc 4"/>
+    <w:basedOn w:val="Normal"/>
+    <w:next w:val="Normal"/>
+    <w:uiPriority w:val="39"/>
+    <w:semiHidden/>
+    <w:unhideWhenUsed/>
+    <w:pPr>
+      <w:spacing w:after="100"/>
+      <w:ind w:left="720"/>
+    </w:pPr>
+  </w:style>
+  <w:style w:type="paragraph" w:styleId="TOC5">
+    <w:name w:val="toc 5"/>
+    <w:basedOn w:val="Normal"/>
+    <w:next w:val="Normal"/>
+    <w:uiPriority w:val="39"/>
+    <w:semiHidden/>
+    <w:unhideWhenUsed/>
+    <w:pPr>
+      <w:spacing w:after="100"/>
+      <w:ind w:left="960"/>
+    </w:pPr>
+  </w:style>
+  <w:style w:type="paragraph" w:styleId="TOC6">
+    <w:name w:val="toc 6"/>
+    <w:basedOn w:val="Normal"/>
+    <w:next w:val="Normal"/>
+    <w:uiPriority w:val="39"/>
+    <w:semiHidden/>
+    <w:unhideWhenUsed/>
+    <w:pPr>
+      <w:spacing w:after="100"/>
+      <w:ind w:left="1200"/>
+    </w:pPr>
+  </w:style>
+  <w:style w:type="paragraph" w:styleId="TOC7">
+    <w:name w:val="toc 7"/>
+    <w:basedOn w:val="Normal"/>
+    <w:next w:val="Normal"/>
+    <w:uiPriority w:val="39"/>
+    <w:semiHidden/>
+    <w:unhideWhenUsed/>
+    <w:pPr>
+      <w:spacing w:after="100"/>
+      <w:ind w:left="1440"/>
+    </w:pPr>
+  </w:style>
+  <w:style w:type="paragraph" w:styleId="TOC8">
+    <w:name w:val="toc 8"/>
+    <w:basedOn w:val="Normal"/>
+    <w:next w:val="Normal"/>
+    <w:uiPriority w:val="39"/>
+    <w:semiHidden/>
+    <w:unhideWhenUsed/>
+    <w:pPr>
+      <w:spacing w:after="100"/>
+      <w:ind w:left="1680"/>
+    </w:pPr>
+  </w:style>
+  <w:style w:type="paragraph" w:styleId="TOC9">
+    <w:name w:val="toc 9"/>
+    <w:basedOn w:val="Normal"/>
+    <w:next w:val="Normal"/>
+    <w:uiPriority w:val="39"/>
+    <w:semiHidden/>
+    <w:unhideWhenUsed/>
+    <w:pPr>
+      <w:spacing w:after="100"/>
+      <w:ind w:left="1920"/>
+    </w:pPr>
+  </w:style>
   <w:style w:type="character" w:styleId="Hyperlink">
     <w:name w:val="Hyperlink"/>
     <w:basedOn w:val="DefaultParagraphFont"/>
@@ -4288,6 +4870,13 @@
       <w:sz w:val="20"/>
       <w:szCs w:val="20"/>
     </w:rPr>
+  </w:style>
+  <w:style w:type="character" w:styleId="LineNumber">
+    <w:name w:val="line number"/>
+    <w:basedOn w:val="DefaultParagraphFont"/>
+    <w:uiPriority w:val="99"/>
+    <w:semiHidden/>
+    <w:unhideWhenUsed/>
   </w:style>
   <w:style w:type="paragraph" w:styleId="Heading1">
     <w:name w:val="Heading 1"/>
